--- a/Notes.docx
+++ b/Notes.docx
@@ -1,6 +1,6 @@
 
 <file path=word/document.xml><?xml version="1.0" encoding="utf-8"?>
-<w:document xmlns:wpc="http://schemas.microsoft.com/office/word/2010/wordprocessingCanvas" xmlns:cx="http://schemas.microsoft.com/office/drawing/2014/chartex" xmlns:cx1="http://schemas.microsoft.com/office/drawing/2015/9/8/chartex" xmlns:cx2="http://schemas.microsoft.com/office/drawing/2015/10/21/chartex" xmlns:cx3="http://schemas.microsoft.com/office/drawing/2016/5/9/chartex" xmlns:cx4="http://schemas.microsoft.com/office/drawing/2016/5/10/chartex" xmlns:cx5="http://schemas.microsoft.com/office/drawing/2016/5/11/chartex" xmlns:cx6="http://schemas.microsoft.com/office/drawing/2016/5/12/chartex" xmlns:cx7="http://schemas.microsoft.com/office/drawing/2016/5/13/chartex" xmlns:cx8="http://schemas.microsoft.com/office/drawing/2016/5/14/chartex" xmlns:mc="http://schemas.openxmlformats.org/markup-compatibility/2006" xmlns:aink="http://schemas.microsoft.com/office/drawing/2016/ink" xmlns:am3d="http://schemas.microsoft.com/office/drawing/2017/model3d" xmlns:o="urn:schemas-microsoft-com:office:office" xmlns:oel="http://schemas.microsoft.com/office/2019/extlst" xmlns:r="http://schemas.openxmlformats.org/officeDocument/2006/relationships" xmlns:m="http://schemas.openxmlformats.org/officeDocument/2006/math" xmlns:v="urn:schemas-microsoft-com:vml" xmlns:wp14="http://schemas.microsoft.com/office/word/2010/wordprocessingDrawing" xmlns:wp="http://schemas.openxmlformats.org/drawingml/2006/wordprocessingDrawing" xmlns:w10="urn:schemas-microsoft-com:office:word" xmlns:w="http://schemas.openxmlformats.org/wordprocessingml/2006/main" xmlns:w14="http://schemas.microsoft.com/office/word/2010/wordml" xmlns:w15="http://schemas.microsoft.com/office/word/2012/wordml" xmlns:w16cex="http://schemas.microsoft.com/office/word/2018/wordml/cex" xmlns:w16cid="http://schemas.microsoft.com/office/word/2016/wordml/cid" xmlns:w16="http://schemas.microsoft.com/office/word/2018/wordml" xmlns:w16sdtdh="http://schemas.microsoft.com/office/word/2020/wordml/sdtdatahash" xmlns:w16se="http://schemas.microsoft.com/office/word/2015/wordml/symex" xmlns:wpg="http://schemas.microsoft.com/office/word/2010/wordprocessingGroup" xmlns:wpi="http://schemas.microsoft.com/office/word/2010/wordprocessingInk" xmlns:wne="http://schemas.microsoft.com/office/word/2006/wordml" xmlns:wps="http://schemas.microsoft.com/office/word/2010/wordprocessingShape" mc:Ignorable="w14 w15 w16se w16cid w16 w16cex w16sdtdh wp14">
+<w:document xmlns:wpc="http://schemas.microsoft.com/office/word/2010/wordprocessingCanvas" xmlns:mc="http://schemas.openxmlformats.org/markup-compatibility/2006" xmlns:o="urn:schemas-microsoft-com:office:office" xmlns:r="http://schemas.openxmlformats.org/officeDocument/2006/relationships" xmlns:m="http://schemas.openxmlformats.org/officeDocument/2006/math" xmlns:v="urn:schemas-microsoft-com:vml" xmlns:wp14="http://schemas.microsoft.com/office/word/2010/wordprocessingDrawing" xmlns:wp="http://schemas.openxmlformats.org/drawingml/2006/wordprocessingDrawing" xmlns:w10="urn:schemas-microsoft-com:office:word" xmlns:w="http://schemas.openxmlformats.org/wordprocessingml/2006/main" xmlns:w14="http://schemas.microsoft.com/office/word/2010/wordml" xmlns:wpg="http://schemas.microsoft.com/office/word/2010/wordprocessingGroup" xmlns:wpi="http://schemas.microsoft.com/office/word/2010/wordprocessingInk" xmlns:wne="http://schemas.microsoft.com/office/word/2006/wordml" xmlns:wps="http://schemas.microsoft.com/office/word/2010/wordprocessingShape" mc:Ignorable="w14 wp14">
   <w:body>
     <w:p>
       <w:pPr>
@@ -45,37 +45,119 @@
           <w:b/>
           <w:bCs/>
         </w:rPr>
+        <w:t>App/</w:t>
+      </w:r>
+      <w:proofErr w:type="spellStart"/>
+      <w:r>
+        <w:rPr>
+          <w:b/>
+          <w:bCs/>
+        </w:rPr>
+        <w:t>conf</w:t>
+      </w:r>
+      <w:proofErr w:type="spellEnd"/>
+      <w:r>
+        <w:rPr>
+          <w:b/>
+          <w:bCs/>
+        </w:rPr>
+        <w:t>/</w:t>
+      </w:r>
+      <w:r>
+        <w:rPr>
+          <w:b/>
+          <w:bCs/>
+        </w:rPr>
+        <w:t xml:space="preserve">local is </w:t>
+      </w:r>
+      <w:proofErr w:type="spellStart"/>
+      <w:r>
+        <w:rPr>
+          <w:b/>
+          <w:bCs/>
+        </w:rPr>
+        <w:t>realted</w:t>
+      </w:r>
+      <w:proofErr w:type="spellEnd"/>
+      <w:r>
+        <w:rPr>
+          <w:b/>
+          <w:bCs/>
+        </w:rPr>
+        <w:t xml:space="preserve"> with hard coded relations, I suppose</w:t>
+      </w:r>
+      <w:bookmarkStart w:id="0" w:name="_GoBack"/>
+      <w:bookmarkEnd w:id="0"/>
+    </w:p>
+    <w:p>
+      <w:pPr>
+        <w:rPr>
+          <w:b/>
+          <w:bCs/>
+        </w:rPr>
+      </w:pPr>
+      <w:r>
+        <w:rPr>
+          <w:b/>
+          <w:bCs/>
+        </w:rPr>
         <w:t>Helpful links</w:t>
       </w:r>
     </w:p>
     <w:p>
-      <w:hyperlink r:id="rId4" w:history="1">
+      <w:hyperlink r:id="rId5" w:history="1">
         <w:r>
           <w:rPr>
-            <w:rStyle w:val="Hyperlink"/>
+            <w:rStyle w:val="Kpr"/>
           </w:rPr>
           <w:t>https://providence.readthedocs.io/en/latest/dataModelling/profiles/XMLSchema.html</w:t>
         </w:r>
       </w:hyperlink>
     </w:p>
-    <w:p/>
-    <w:p>
-      <w:pPr>
-        <w:rPr>
-          <w:b/>
-          <w:bCs/>
-        </w:rPr>
-      </w:pPr>
-      <w:r>
-        <w:rPr>
-          <w:b/>
-          <w:bCs/>
+    <w:p>
+      <w:r>
+        <w:t>https://manual.collectiveaccess.org/providence/user/dataModelling/listsAuthorities.html</w:t>
+      </w:r>
+    </w:p>
+    <w:p>
+      <w:pPr>
+        <w:ind w:firstLine="720"/>
+        <w:rPr>
+          <w:b/>
+          <w:bCs/>
+          <w:i/>
+        </w:rPr>
+      </w:pPr>
+      <w:r>
+        <w:rPr>
+          <w:b/>
+          <w:bCs/>
+          <w:i/>
         </w:rPr>
         <w:t>Issues</w:t>
       </w:r>
     </w:p>
     <w:p>
       <w:pPr>
+        <w:ind w:firstLine="720"/>
+        <w:rPr>
+          <w:b/>
+          <w:bCs/>
+          <w:i/>
+        </w:rPr>
+      </w:pPr>
+      <w:r>
+        <w:rPr>
+          <w:b/>
+          <w:bCs/>
+          <w:i/>
+        </w:rPr>
+        <w:t>Resources</w:t>
+      </w:r>
+    </w:p>
+    <w:p>
+      <w:pPr>
+        <w:ind w:firstLine="720"/>
         <w:rPr>
           <w:i/>
           <w:iCs/>
@@ -118,22 +200,23 @@
         <w:t>for each</w:t>
       </w:r>
       <w:r>
-        <w:t xml:space="preserve"> table? Right </w:t>
+        <w:t xml:space="preserve"> table? Right now I am creating </w:t>
+      </w:r>
+      <w:r>
+        <w:t xml:space="preserve">different elements for each </w:t>
       </w:r>
       <w:proofErr w:type="gramStart"/>
       <w:r>
-        <w:t>now</w:t>
+        <w:t>tables</w:t>
       </w:r>
       <w:proofErr w:type="gramEnd"/>
       <w:r>
-        <w:t xml:space="preserve"> I am creating </w:t>
-      </w:r>
-      <w:r>
-        <w:t>different elements for each tables.</w:t>
-      </w:r>
-    </w:p>
-    <w:p>
-      <w:pPr>
+        <w:t>.</w:t>
+      </w:r>
+    </w:p>
+    <w:p>
+      <w:pPr>
+        <w:ind w:firstLine="720"/>
         <w:rPr>
           <w:i/>
           <w:iCs/>
@@ -226,6 +309,7 @@
     </w:p>
     <w:p>
       <w:pPr>
+        <w:ind w:firstLine="720"/>
         <w:rPr>
           <w:i/>
           <w:iCs/>
@@ -269,132 +353,198 @@
         <w:t xml:space="preserve"> code empty for now.</w:t>
       </w:r>
       <w:r>
+        <w:t xml:space="preserve"> Also </w:t>
+      </w:r>
+      <w:r>
+        <w:t xml:space="preserve">data type could be </w:t>
+      </w:r>
+      <w:proofErr w:type="spellStart"/>
+      <w:proofErr w:type="gramStart"/>
+      <w:r>
+        <w:t>url</w:t>
+      </w:r>
+      <w:proofErr w:type="spellEnd"/>
+      <w:proofErr w:type="gramEnd"/>
+      <w:r>
+        <w:t>.</w:t>
+      </w:r>
+    </w:p>
+    <w:p>
+      <w:pPr>
+        <w:ind w:firstLine="720"/>
+        <w:rPr>
+          <w:i/>
+          <w:iCs/>
+        </w:rPr>
+      </w:pPr>
+      <w:r>
+        <w:rPr>
+          <w:i/>
+          <w:iCs/>
+        </w:rPr>
+        <w:t>Language</w:t>
+      </w:r>
+    </w:p>
+    <w:p>
+      <w:proofErr w:type="gramStart"/>
+      <w:r>
+        <w:t>Also problematic.</w:t>
+      </w:r>
+      <w:proofErr w:type="gramEnd"/>
+      <w:r>
         <w:t xml:space="preserve"> </w:t>
       </w:r>
+      <w:r>
+        <w:t>Should we use primary and other language as two different metadata</w:t>
+      </w:r>
+      <w:r>
+        <w:t>, or only one?</w:t>
+      </w:r>
+      <w:r>
+        <w:t xml:space="preserve"> </w:t>
+      </w:r>
+      <w:r>
+        <w:t>Need to add list names here.</w:t>
+      </w:r>
+    </w:p>
+    <w:p>
+      <w:pPr>
+        <w:ind w:firstLine="720"/>
+        <w:rPr>
+          <w:i/>
+          <w:iCs/>
+        </w:rPr>
+      </w:pPr>
+      <w:proofErr w:type="spellStart"/>
+      <w:r>
+        <w:rPr>
+          <w:i/>
+          <w:iCs/>
+        </w:rPr>
+        <w:t>Geolocations</w:t>
+      </w:r>
+      <w:proofErr w:type="spellEnd"/>
+    </w:p>
+    <w:p>
+      <w:r>
+        <w:t xml:space="preserve">How can we create them if we </w:t>
+      </w:r>
+      <w:r>
+        <w:t>create geolocations in places table.</w:t>
+      </w:r>
+      <w:r>
+        <w:t xml:space="preserve"> Something to think about</w:t>
+      </w:r>
+      <w:r>
+        <w:t>.</w:t>
+      </w:r>
+    </w:p>
+    <w:p>
+      <w:r>
+        <w:t>-</w:t>
+      </w:r>
+      <w:r>
+        <w:t>datatype=”Places” is an option</w:t>
+      </w:r>
+    </w:p>
+    <w:p>
+      <w:r>
+        <w:t>&lt;settings&gt;</w:t>
+      </w:r>
+    </w:p>
+    <w:p>
+      <w:r>
+        <w:t xml:space="preserve">          &lt;setting name="</w:t>
+      </w:r>
+      <w:proofErr w:type="spellStart"/>
+      <w:r>
+        <w:t>restrict_to_types</w:t>
+      </w:r>
+      <w:proofErr w:type="spellEnd"/>
+      <w:r>
+        <w:t>"&gt;country&lt;/setting&gt;</w:t>
+      </w:r>
+    </w:p>
+    <w:p>
+      <w:r>
+        <w:t>&lt;/settings&gt;</w:t>
+      </w:r>
+    </w:p>
+    <w:p>
+      <w:pPr>
+        <w:ind w:firstLine="720"/>
+        <w:rPr>
+          <w:i/>
+        </w:rPr>
+      </w:pPr>
+      <w:r>
+        <w:rPr>
+          <w:i/>
+        </w:rPr>
+        <w:t xml:space="preserve">Dates </w:t>
+      </w:r>
+    </w:p>
+    <w:p>
+      <w:r>
+        <w:t xml:space="preserve">I am creating only one element for three element types. </w:t>
+      </w:r>
       <w:proofErr w:type="gramStart"/>
       <w:r>
-        <w:t>Also</w:t>
+        <w:t>With type and value sub elements.</w:t>
       </w:r>
       <w:proofErr w:type="gramEnd"/>
       <w:r>
+        <w:t xml:space="preserve"> A not will be written.</w:t>
+      </w:r>
+      <w:r>
         <w:t xml:space="preserve"> </w:t>
       </w:r>
       <w:r>
-        <w:t xml:space="preserve">data type could be </w:t>
-      </w:r>
-      <w:proofErr w:type="spellStart"/>
-      <w:r>
-        <w:t>url</w:t>
-      </w:r>
-      <w:proofErr w:type="spellEnd"/>
+        <w:t>Info inside is empty</w:t>
+      </w:r>
       <w:r>
         <w:t>.</w:t>
       </w:r>
     </w:p>
     <w:p>
-      <w:pPr>
-        <w:rPr>
-          <w:i/>
-          <w:iCs/>
-        </w:rPr>
-      </w:pPr>
-      <w:r>
-        <w:rPr>
-          <w:i/>
-          <w:iCs/>
-        </w:rPr>
-        <w:t>Language</w:t>
-      </w:r>
-    </w:p>
-    <w:p>
-      <w:proofErr w:type="gramStart"/>
-      <w:r>
-        <w:t>Also</w:t>
-      </w:r>
-      <w:proofErr w:type="gramEnd"/>
-      <w:r>
-        <w:t xml:space="preserve"> problematic. </w:t>
-      </w:r>
-      <w:r>
-        <w:t>Should we use primary and other language as two different metadata</w:t>
-      </w:r>
-      <w:r>
-        <w:t>, or only one?</w:t>
-      </w:r>
-      <w:r>
-        <w:t xml:space="preserve"> </w:t>
-      </w:r>
-      <w:r>
-        <w:t>Need to add list names here.</w:t>
-      </w:r>
-    </w:p>
-    <w:p/>
-    <w:p>
-      <w:pPr>
-        <w:rPr>
-          <w:i/>
-          <w:iCs/>
-        </w:rPr>
-      </w:pPr>
-      <w:r>
-        <w:rPr>
-          <w:i/>
-          <w:iCs/>
-        </w:rPr>
-        <w:t>Geolocations</w:t>
-      </w:r>
-    </w:p>
-    <w:p>
-      <w:r>
-        <w:t xml:space="preserve">How can we create them if we </w:t>
-      </w:r>
-      <w:r>
-        <w:t>create geolocations in places table.</w:t>
-      </w:r>
-      <w:r>
-        <w:t xml:space="preserve"> Something to think about</w:t>
-      </w:r>
-      <w:r>
-        <w:t>.</w:t>
-      </w:r>
-    </w:p>
-    <w:p>
-      <w:r>
-        <w:t>-</w:t>
-      </w:r>
-      <w:r>
-        <w:t>datatype</w:t>
-      </w:r>
-      <w:proofErr w:type="gramStart"/>
-      <w:r>
-        <w:t>=”Places</w:t>
-      </w:r>
-      <w:proofErr w:type="gramEnd"/>
-      <w:r>
-        <w:t>” is an option</w:t>
-      </w:r>
-    </w:p>
-    <w:p>
-      <w:r>
-        <w:t>&lt;settings&gt;</w:t>
-      </w:r>
-    </w:p>
-    <w:p>
-      <w:r>
-        <w:t xml:space="preserve">          &lt;setting name="</w:t>
-      </w:r>
-      <w:proofErr w:type="spellStart"/>
-      <w:r>
-        <w:t>restrict_to_types</w:t>
-      </w:r>
-      <w:proofErr w:type="spellEnd"/>
-      <w:r>
-        <w:t>"&gt;country&lt;/setting&gt;</w:t>
-      </w:r>
-    </w:p>
-    <w:p>
-      <w:r>
-        <w:t>&lt;/settings&gt;</w:t>
+      <w:r>
+        <w:br w:type="page"/>
+      </w:r>
+    </w:p>
+    <w:p>
+      <w:pPr>
+        <w:ind w:firstLine="720"/>
+        <w:rPr>
+          <w:b/>
+          <w:i/>
+        </w:rPr>
+      </w:pPr>
+      <w:r>
+        <w:rPr>
+          <w:b/>
+          <w:i/>
+        </w:rPr>
+        <w:lastRenderedPageBreak/>
+        <w:t>Participants</w:t>
+      </w:r>
+    </w:p>
+    <w:p>
+      <w:pPr>
+        <w:ind w:firstLine="720"/>
+        <w:rPr>
+          <w:i/>
+        </w:rPr>
+      </w:pPr>
+      <w:r>
+        <w:rPr>
+          <w:i/>
+        </w:rPr>
+        <w:t>Id</w:t>
+      </w:r>
+    </w:p>
+    <w:p>
+      <w:r>
+        <w:t>Same Issue with resources id</w:t>
       </w:r>
     </w:p>
     <w:sectPr>
@@ -408,7 +558,7 @@
 </file>
 
 <file path=word/styles.xml><?xml version="1.0" encoding="utf-8"?>
-<w:styles xmlns:mc="http://schemas.openxmlformats.org/markup-compatibility/2006" xmlns:r="http://schemas.openxmlformats.org/officeDocument/2006/relationships" xmlns:w="http://schemas.openxmlformats.org/wordprocessingml/2006/main" xmlns:w14="http://schemas.microsoft.com/office/word/2010/wordml" xmlns:w15="http://schemas.microsoft.com/office/word/2012/wordml" xmlns:w16cex="http://schemas.microsoft.com/office/word/2018/wordml/cex" xmlns:w16cid="http://schemas.microsoft.com/office/word/2016/wordml/cid" xmlns:w16="http://schemas.microsoft.com/office/word/2018/wordml" xmlns:w16sdtdh="http://schemas.microsoft.com/office/word/2020/wordml/sdtdatahash" xmlns:w16se="http://schemas.microsoft.com/office/word/2015/wordml/symex" mc:Ignorable="w14 w15 w16se w16cid w16 w16cex w16sdtdh">
+<w:styles xmlns:mc="http://schemas.openxmlformats.org/markup-compatibility/2006" xmlns:r="http://schemas.openxmlformats.org/officeDocument/2006/relationships" xmlns:w="http://schemas.openxmlformats.org/wordprocessingml/2006/main" xmlns:w14="http://schemas.microsoft.com/office/word/2010/wordml" mc:Ignorable="w14">
   <w:docDefaults>
     <w:rPrDefault>
       <w:rPr>
@@ -426,395 +576,156 @@
       </w:pPr>
     </w:pPrDefault>
   </w:docDefaults>
-  <w:latentStyles w:defLockedState="0" w:defUIPriority="99" w:defSemiHidden="0" w:defUnhideWhenUsed="0" w:defQFormat="0" w:count="376">
-    <w:lsdException w:name="Normal" w:uiPriority="0" w:qFormat="1"/>
-    <w:lsdException w:name="heading 1" w:uiPriority="9" w:qFormat="1"/>
-    <w:lsdException w:name="heading 2" w:semiHidden="1" w:uiPriority="9" w:unhideWhenUsed="1" w:qFormat="1"/>
-    <w:lsdException w:name="heading 3" w:semiHidden="1" w:uiPriority="9" w:unhideWhenUsed="1" w:qFormat="1"/>
-    <w:lsdException w:name="heading 4" w:semiHidden="1" w:uiPriority="9" w:unhideWhenUsed="1" w:qFormat="1"/>
-    <w:lsdException w:name="heading 5" w:semiHidden="1" w:uiPriority="9" w:unhideWhenUsed="1" w:qFormat="1"/>
-    <w:lsdException w:name="heading 6" w:semiHidden="1" w:uiPriority="9" w:unhideWhenUsed="1" w:qFormat="1"/>
-    <w:lsdException w:name="heading 7" w:semiHidden="1" w:uiPriority="9" w:unhideWhenUsed="1" w:qFormat="1"/>
-    <w:lsdException w:name="heading 8" w:semiHidden="1" w:uiPriority="9" w:unhideWhenUsed="1" w:qFormat="1"/>
-    <w:lsdException w:name="heading 9" w:semiHidden="1" w:uiPriority="9" w:unhideWhenUsed="1" w:qFormat="1"/>
-    <w:lsdException w:name="index 1" w:semiHidden="1" w:unhideWhenUsed="1"/>
-    <w:lsdException w:name="index 2" w:semiHidden="1" w:unhideWhenUsed="1"/>
-    <w:lsdException w:name="index 3" w:semiHidden="1" w:unhideWhenUsed="1"/>
-    <w:lsdException w:name="index 4" w:semiHidden="1" w:unhideWhenUsed="1"/>
-    <w:lsdException w:name="index 5" w:semiHidden="1" w:unhideWhenUsed="1"/>
-    <w:lsdException w:name="index 6" w:semiHidden="1" w:unhideWhenUsed="1"/>
-    <w:lsdException w:name="index 7" w:semiHidden="1" w:unhideWhenUsed="1"/>
-    <w:lsdException w:name="index 8" w:semiHidden="1" w:unhideWhenUsed="1"/>
-    <w:lsdException w:name="index 9" w:semiHidden="1" w:unhideWhenUsed="1"/>
-    <w:lsdException w:name="toc 1" w:semiHidden="1" w:uiPriority="39" w:unhideWhenUsed="1"/>
-    <w:lsdException w:name="toc 2" w:semiHidden="1" w:uiPriority="39" w:unhideWhenUsed="1"/>
-    <w:lsdException w:name="toc 3" w:semiHidden="1" w:uiPriority="39" w:unhideWhenUsed="1"/>
-    <w:lsdException w:name="toc 4" w:semiHidden="1" w:uiPriority="39" w:unhideWhenUsed="1"/>
-    <w:lsdException w:name="toc 5" w:semiHidden="1" w:uiPriority="39" w:unhideWhenUsed="1"/>
-    <w:lsdException w:name="toc 6" w:semiHidden="1" w:uiPriority="39" w:unhideWhenUsed="1"/>
-    <w:lsdException w:name="toc 7" w:semiHidden="1" w:uiPriority="39" w:unhideWhenUsed="1"/>
-    <w:lsdException w:name="toc 8" w:semiHidden="1" w:uiPriority="39" w:unhideWhenUsed="1"/>
-    <w:lsdException w:name="toc 9" w:semiHidden="1" w:uiPriority="39" w:unhideWhenUsed="1"/>
-    <w:lsdException w:name="Normal Indent" w:semiHidden="1" w:unhideWhenUsed="1"/>
-    <w:lsdException w:name="footnote text" w:semiHidden="1" w:unhideWhenUsed="1"/>
-    <w:lsdException w:name="annotation text" w:semiHidden="1" w:unhideWhenUsed="1"/>
-    <w:lsdException w:name="header" w:semiHidden="1" w:unhideWhenUsed="1"/>
-    <w:lsdException w:name="footer" w:semiHidden="1" w:unhideWhenUsed="1"/>
-    <w:lsdException w:name="index heading" w:semiHidden="1" w:unhideWhenUsed="1"/>
-    <w:lsdException w:name="caption" w:semiHidden="1" w:uiPriority="35" w:unhideWhenUsed="1" w:qFormat="1"/>
-    <w:lsdException w:name="table of figures" w:semiHidden="1" w:unhideWhenUsed="1"/>
-    <w:lsdException w:name="envelope address" w:semiHidden="1" w:unhideWhenUsed="1"/>
-    <w:lsdException w:name="envelope return" w:semiHidden="1" w:unhideWhenUsed="1"/>
-    <w:lsdException w:name="footnote reference" w:semiHidden="1" w:unhideWhenUsed="1"/>
-    <w:lsdException w:name="annotation reference" w:semiHidden="1" w:unhideWhenUsed="1"/>
-    <w:lsdException w:name="line number" w:semiHidden="1" w:unhideWhenUsed="1"/>
-    <w:lsdException w:name="page number" w:semiHidden="1" w:unhideWhenUsed="1"/>
-    <w:lsdException w:name="endnote reference" w:semiHidden="1" w:unhideWhenUsed="1"/>
-    <w:lsdException w:name="endnote text" w:semiHidden="1" w:unhideWhenUsed="1"/>
-    <w:lsdException w:name="table of authorities" w:semiHidden="1" w:unhideWhenUsed="1"/>
-    <w:lsdException w:name="macro" w:semiHidden="1" w:unhideWhenUsed="1"/>
-    <w:lsdException w:name="toa heading" w:semiHidden="1" w:unhideWhenUsed="1"/>
-    <w:lsdException w:name="List" w:semiHidden="1" w:unhideWhenUsed="1"/>
-    <w:lsdException w:name="List Bullet" w:semiHidden="1" w:unhideWhenUsed="1"/>
-    <w:lsdException w:name="List Number" w:semiHidden="1" w:unhideWhenUsed="1"/>
-    <w:lsdException w:name="List 2" w:semiHidden="1" w:unhideWhenUsed="1"/>
-    <w:lsdException w:name="List 3" w:semiHidden="1" w:unhideWhenUsed="1"/>
-    <w:lsdException w:name="List 4" w:semiHidden="1" w:unhideWhenUsed="1"/>
-    <w:lsdException w:name="List 5" w:semiHidden="1" w:unhideWhenUsed="1"/>
-    <w:lsdException w:name="List Bullet 2" w:semiHidden="1" w:unhideWhenUsed="1"/>
-    <w:lsdException w:name="List Bullet 3" w:semiHidden="1" w:unhideWhenUsed="1"/>
-    <w:lsdException w:name="List Bullet 4" w:semiHidden="1" w:unhideWhenUsed="1"/>
-    <w:lsdException w:name="List Bullet 5" w:semiHidden="1" w:unhideWhenUsed="1"/>
-    <w:lsdException w:name="List Number 2" w:semiHidden="1" w:unhideWhenUsed="1"/>
-    <w:lsdException w:name="List Number 3" w:semiHidden="1" w:unhideWhenUsed="1"/>
-    <w:lsdException w:name="List Number 4" w:semiHidden="1" w:unhideWhenUsed="1"/>
-    <w:lsdException w:name="List Number 5" w:semiHidden="1" w:unhideWhenUsed="1"/>
-    <w:lsdException w:name="Title" w:uiPriority="10" w:qFormat="1"/>
-    <w:lsdException w:name="Closing" w:semiHidden="1" w:unhideWhenUsed="1"/>
-    <w:lsdException w:name="Signature" w:semiHidden="1" w:unhideWhenUsed="1"/>
-    <w:lsdException w:name="Default Paragraph Font" w:semiHidden="1" w:uiPriority="1" w:unhideWhenUsed="1"/>
-    <w:lsdException w:name="Body Text" w:semiHidden="1" w:unhideWhenUsed="1"/>
-    <w:lsdException w:name="Body Text Indent" w:semiHidden="1" w:unhideWhenUsed="1"/>
-    <w:lsdException w:name="List Continue" w:semiHidden="1" w:unhideWhenUsed="1"/>
-    <w:lsdException w:name="List Continue 2" w:semiHidden="1" w:unhideWhenUsed="1"/>
-    <w:lsdException w:name="List Continue 3" w:semiHidden="1" w:unhideWhenUsed="1"/>
-    <w:lsdException w:name="List Continue 4" w:semiHidden="1" w:unhideWhenUsed="1"/>
-    <w:lsdException w:name="List Continue 5" w:semiHidden="1" w:unhideWhenUsed="1"/>
-    <w:lsdException w:name="Message Header" w:semiHidden="1" w:unhideWhenUsed="1"/>
-    <w:lsdException w:name="Subtitle" w:uiPriority="11" w:qFormat="1"/>
-    <w:lsdException w:name="Salutation" w:semiHidden="1" w:unhideWhenUsed="1"/>
-    <w:lsdException w:name="Date" w:semiHidden="1" w:unhideWhenUsed="1"/>
-    <w:lsdException w:name="Body Text First Indent" w:semiHidden="1" w:unhideWhenUsed="1"/>
-    <w:lsdException w:name="Body Text First Indent 2" w:semiHidden="1" w:unhideWhenUsed="1"/>
-    <w:lsdException w:name="Note Heading" w:semiHidden="1" w:unhideWhenUsed="1"/>
-    <w:lsdException w:name="Body Text 2" w:semiHidden="1" w:unhideWhenUsed="1"/>
-    <w:lsdException w:name="Body Text 3" w:semiHidden="1" w:unhideWhenUsed="1"/>
-    <w:lsdException w:name="Body Text Indent 2" w:semiHidden="1" w:unhideWhenUsed="1"/>
-    <w:lsdException w:name="Body Text Indent 3" w:semiHidden="1" w:unhideWhenUsed="1"/>
-    <w:lsdException w:name="Block Text" w:semiHidden="1" w:unhideWhenUsed="1"/>
-    <w:lsdException w:name="Hyperlink" w:semiHidden="1" w:unhideWhenUsed="1"/>
-    <w:lsdException w:name="FollowedHyperlink" w:semiHidden="1" w:unhideWhenUsed="1"/>
-    <w:lsdException w:name="Strong" w:uiPriority="22" w:qFormat="1"/>
-    <w:lsdException w:name="Emphasis" w:uiPriority="20" w:qFormat="1"/>
-    <w:lsdException w:name="Document Map" w:semiHidden="1" w:unhideWhenUsed="1"/>
-    <w:lsdException w:name="Plain Text" w:semiHidden="1" w:unhideWhenUsed="1"/>
-    <w:lsdException w:name="E-mail Signature" w:semiHidden="1" w:unhideWhenUsed="1"/>
-    <w:lsdException w:name="HTML Top of Form" w:semiHidden="1" w:unhideWhenUsed="1"/>
-    <w:lsdException w:name="HTML Bottom of Form" w:semiHidden="1" w:unhideWhenUsed="1"/>
-    <w:lsdException w:name="Normal (Web)" w:semiHidden="1" w:unhideWhenUsed="1"/>
-    <w:lsdException w:name="HTML Acronym" w:semiHidden="1" w:unhideWhenUsed="1"/>
-    <w:lsdException w:name="HTML Address" w:semiHidden="1" w:unhideWhenUsed="1"/>
-    <w:lsdException w:name="HTML Cite" w:semiHidden="1" w:unhideWhenUsed="1"/>
-    <w:lsdException w:name="HTML Code" w:semiHidden="1" w:unhideWhenUsed="1"/>
-    <w:lsdException w:name="HTML Definition" w:semiHidden="1" w:unhideWhenUsed="1"/>
-    <w:lsdException w:name="HTML Keyboard" w:semiHidden="1" w:unhideWhenUsed="1"/>
-    <w:lsdException w:name="HTML Preformatted" w:semiHidden="1" w:unhideWhenUsed="1"/>
-    <w:lsdException w:name="HTML Sample" w:semiHidden="1" w:unhideWhenUsed="1"/>
-    <w:lsdException w:name="HTML Typewriter" w:semiHidden="1" w:unhideWhenUsed="1"/>
-    <w:lsdException w:name="HTML Variable" w:semiHidden="1" w:unhideWhenUsed="1"/>
-    <w:lsdException w:name="Normal Table" w:semiHidden="1" w:unhideWhenUsed="1"/>
-    <w:lsdException w:name="annotation subject" w:semiHidden="1" w:unhideWhenUsed="1"/>
-    <w:lsdException w:name="No List" w:semiHidden="1" w:unhideWhenUsed="1"/>
-    <w:lsdException w:name="Outline List 1" w:semiHidden="1" w:unhideWhenUsed="1"/>
-    <w:lsdException w:name="Outline List 2" w:semiHidden="1" w:unhideWhenUsed="1"/>
-    <w:lsdException w:name="Outline List 3" w:semiHidden="1" w:unhideWhenUsed="1"/>
-    <w:lsdException w:name="Table Simple 1" w:semiHidden="1" w:unhideWhenUsed="1"/>
-    <w:lsdException w:name="Table Simple 2" w:semiHidden="1" w:unhideWhenUsed="1"/>
-    <w:lsdException w:name="Table Simple 3" w:semiHidden="1" w:unhideWhenUsed="1"/>
-    <w:lsdException w:name="Table Classic 1" w:semiHidden="1" w:unhideWhenUsed="1"/>
-    <w:lsdException w:name="Table Classic 2" w:semiHidden="1" w:unhideWhenUsed="1"/>
-    <w:lsdException w:name="Table Classic 3" w:semiHidden="1" w:unhideWhenUsed="1"/>
-    <w:lsdException w:name="Table Classic 4" w:semiHidden="1" w:unhideWhenUsed="1"/>
-    <w:lsdException w:name="Table Colorful 1" w:semiHidden="1" w:unhideWhenUsed="1"/>
-    <w:lsdException w:name="Table Colorful 2" w:semiHidden="1" w:unhideWhenUsed="1"/>
-    <w:lsdException w:name="Table Colorful 3" w:semiHidden="1" w:unhideWhenUsed="1"/>
-    <w:lsdException w:name="Table Columns 1" w:semiHidden="1" w:unhideWhenUsed="1"/>
-    <w:lsdException w:name="Table Columns 2" w:semiHidden="1" w:unhideWhenUsed="1"/>
-    <w:lsdException w:name="Table Columns 3" w:semiHidden="1" w:unhideWhenUsed="1"/>
-    <w:lsdException w:name="Table Columns 4" w:semiHidden="1" w:unhideWhenUsed="1"/>
-    <w:lsdException w:name="Table Columns 5" w:semiHidden="1" w:unhideWhenUsed="1"/>
-    <w:lsdException w:name="Table Grid 1" w:semiHidden="1" w:unhideWhenUsed="1"/>
-    <w:lsdException w:name="Table Grid 2" w:semiHidden="1" w:unhideWhenUsed="1"/>
-    <w:lsdException w:name="Table Grid 3" w:semiHidden="1" w:unhideWhenUsed="1"/>
-    <w:lsdException w:name="Table Grid 4" w:semiHidden="1" w:unhideWhenUsed="1"/>
-    <w:lsdException w:name="Table Grid 5" w:semiHidden="1" w:unhideWhenUsed="1"/>
-    <w:lsdException w:name="Table Grid 6" w:semiHidden="1" w:unhideWhenUsed="1"/>
-    <w:lsdException w:name="Table Grid 7" w:semiHidden="1" w:unhideWhenUsed="1"/>
-    <w:lsdException w:name="Table Grid 8" w:semiHidden="1" w:unhideWhenUsed="1"/>
-    <w:lsdException w:name="Table List 1" w:semiHidden="1" w:unhideWhenUsed="1"/>
-    <w:lsdException w:name="Table List 2" w:semiHidden="1" w:unhideWhenUsed="1"/>
-    <w:lsdException w:name="Table List 3" w:semiHidden="1" w:unhideWhenUsed="1"/>
-    <w:lsdException w:name="Table List 4" w:semiHidden="1" w:unhideWhenUsed="1"/>
-    <w:lsdException w:name="Table List 5" w:semiHidden="1" w:unhideWhenUsed="1"/>
-    <w:lsdException w:name="Table List 6" w:semiHidden="1" w:unhideWhenUsed="1"/>
-    <w:lsdException w:name="Table List 7" w:semiHidden="1" w:unhideWhenUsed="1"/>
-    <w:lsdException w:name="Table List 8" w:semiHidden="1" w:unhideWhenUsed="1"/>
-    <w:lsdException w:name="Table 3D effects 1" w:semiHidden="1" w:unhideWhenUsed="1"/>
-    <w:lsdException w:name="Table 3D effects 2" w:semiHidden="1" w:unhideWhenUsed="1"/>
-    <w:lsdException w:name="Table 3D effects 3" w:semiHidden="1" w:unhideWhenUsed="1"/>
-    <w:lsdException w:name="Table Contemporary" w:semiHidden="1" w:unhideWhenUsed="1"/>
-    <w:lsdException w:name="Table Elegant" w:semiHidden="1" w:unhideWhenUsed="1"/>
-    <w:lsdException w:name="Table Professional" w:semiHidden="1" w:unhideWhenUsed="1"/>
-    <w:lsdException w:name="Table Subtle 1" w:semiHidden="1" w:unhideWhenUsed="1"/>
-    <w:lsdException w:name="Table Subtle 2" w:semiHidden="1" w:unhideWhenUsed="1"/>
-    <w:lsdException w:name="Table Web 1" w:semiHidden="1" w:unhideWhenUsed="1"/>
-    <w:lsdException w:name="Table Web 2" w:semiHidden="1" w:unhideWhenUsed="1"/>
-    <w:lsdException w:name="Table Web 3" w:semiHidden="1" w:unhideWhenUsed="1"/>
-    <w:lsdException w:name="Balloon Text" w:semiHidden="1" w:unhideWhenUsed="1"/>
-    <w:lsdException w:name="Table Grid" w:uiPriority="39"/>
-    <w:lsdException w:name="Table Theme" w:semiHidden="1" w:unhideWhenUsed="1"/>
-    <w:lsdException w:name="Placeholder Text" w:semiHidden="1"/>
-    <w:lsdException w:name="No Spacing" w:uiPriority="1" w:qFormat="1"/>
-    <w:lsdException w:name="Light Shading" w:uiPriority="60"/>
-    <w:lsdException w:name="Light List" w:uiPriority="61"/>
-    <w:lsdException w:name="Light Grid" w:uiPriority="62"/>
-    <w:lsdException w:name="Medium Shading 1" w:uiPriority="63"/>
-    <w:lsdException w:name="Medium Shading 2" w:uiPriority="64"/>
-    <w:lsdException w:name="Medium List 1" w:uiPriority="65"/>
-    <w:lsdException w:name="Medium List 2" w:uiPriority="66"/>
-    <w:lsdException w:name="Medium Grid 1" w:uiPriority="67"/>
-    <w:lsdException w:name="Medium Grid 2" w:uiPriority="68"/>
-    <w:lsdException w:name="Medium Grid 3" w:uiPriority="69"/>
-    <w:lsdException w:name="Dark List" w:uiPriority="70"/>
-    <w:lsdException w:name="Colorful Shading" w:uiPriority="71"/>
-    <w:lsdException w:name="Colorful List" w:uiPriority="72"/>
-    <w:lsdException w:name="Colorful Grid" w:uiPriority="73"/>
-    <w:lsdException w:name="Light Shading Accent 1" w:uiPriority="60"/>
-    <w:lsdException w:name="Light List Accent 1" w:uiPriority="61"/>
-    <w:lsdException w:name="Light Grid Accent 1" w:uiPriority="62"/>
-    <w:lsdException w:name="Medium Shading 1 Accent 1" w:uiPriority="63"/>
-    <w:lsdException w:name="Medium Shading 2 Accent 1" w:uiPriority="64"/>
-    <w:lsdException w:name="Medium List 1 Accent 1" w:uiPriority="65"/>
-    <w:lsdException w:name="Revision" w:semiHidden="1"/>
-    <w:lsdException w:name="List Paragraph" w:uiPriority="34" w:qFormat="1"/>
-    <w:lsdException w:name="Quote" w:uiPriority="29" w:qFormat="1"/>
-    <w:lsdException w:name="Intense Quote" w:uiPriority="30" w:qFormat="1"/>
-    <w:lsdException w:name="Medium List 2 Accent 1" w:uiPriority="66"/>
-    <w:lsdException w:name="Medium Grid 1 Accent 1" w:uiPriority="67"/>
-    <w:lsdException w:name="Medium Grid 2 Accent 1" w:uiPriority="68"/>
-    <w:lsdException w:name="Medium Grid 3 Accent 1" w:uiPriority="69"/>
-    <w:lsdException w:name="Dark List Accent 1" w:uiPriority="70"/>
-    <w:lsdException w:name="Colorful Shading Accent 1" w:uiPriority="71"/>
-    <w:lsdException w:name="Colorful List Accent 1" w:uiPriority="72"/>
-    <w:lsdException w:name="Colorful Grid Accent 1" w:uiPriority="73"/>
-    <w:lsdException w:name="Light Shading Accent 2" w:uiPriority="60"/>
-    <w:lsdException w:name="Light List Accent 2" w:uiPriority="61"/>
-    <w:lsdException w:name="Light Grid Accent 2" w:uiPriority="62"/>
-    <w:lsdException w:name="Medium Shading 1 Accent 2" w:uiPriority="63"/>
-    <w:lsdException w:name="Medium Shading 2 Accent 2" w:uiPriority="64"/>
-    <w:lsdException w:name="Medium List 1 Accent 2" w:uiPriority="65"/>
-    <w:lsdException w:name="Medium List 2 Accent 2" w:uiPriority="66"/>
-    <w:lsdException w:name="Medium Grid 1 Accent 2" w:uiPriority="67"/>
-    <w:lsdException w:name="Medium Grid 2 Accent 2" w:uiPriority="68"/>
-    <w:lsdException w:name="Medium Grid 3 Accent 2" w:uiPriority="69"/>
-    <w:lsdException w:name="Dark List Accent 2" w:uiPriority="70"/>
-    <w:lsdException w:name="Colorful Shading Accent 2" w:uiPriority="71"/>
-    <w:lsdException w:name="Colorful List Accent 2" w:uiPriority="72"/>
-    <w:lsdException w:name="Colorful Grid Accent 2" w:uiPriority="73"/>
-    <w:lsdException w:name="Light Shading Accent 3" w:uiPriority="60"/>
-    <w:lsdException w:name="Light List Accent 3" w:uiPriority="61"/>
-    <w:lsdException w:name="Light Grid Accent 3" w:uiPriority="62"/>
-    <w:lsdException w:name="Medium Shading 1 Accent 3" w:uiPriority="63"/>
-    <w:lsdException w:name="Medium Shading 2 Accent 3" w:uiPriority="64"/>
-    <w:lsdException w:name="Medium List 1 Accent 3" w:uiPriority="65"/>
-    <w:lsdException w:name="Medium List 2 Accent 3" w:uiPriority="66"/>
-    <w:lsdException w:name="Medium Grid 1 Accent 3" w:uiPriority="67"/>
-    <w:lsdException w:name="Medium Grid 2 Accent 3" w:uiPriority="68"/>
-    <w:lsdException w:name="Medium Grid 3 Accent 3" w:uiPriority="69"/>
-    <w:lsdException w:name="Dark List Accent 3" w:uiPriority="70"/>
-    <w:lsdException w:name="Colorful Shading Accent 3" w:uiPriority="71"/>
-    <w:lsdException w:name="Colorful List Accent 3" w:uiPriority="72"/>
-    <w:lsdException w:name="Colorful Grid Accent 3" w:uiPriority="73"/>
-    <w:lsdException w:name="Light Shading Accent 4" w:uiPriority="60"/>
-    <w:lsdException w:name="Light List Accent 4" w:uiPriority="61"/>
-    <w:lsdException w:name="Light Grid Accent 4" w:uiPriority="62"/>
-    <w:lsdException w:name="Medium Shading 1 Accent 4" w:uiPriority="63"/>
-    <w:lsdException w:name="Medium Shading 2 Accent 4" w:uiPriority="64"/>
-    <w:lsdException w:name="Medium List 1 Accent 4" w:uiPriority="65"/>
-    <w:lsdException w:name="Medium List 2 Accent 4" w:uiPriority="66"/>
-    <w:lsdException w:name="Medium Grid 1 Accent 4" w:uiPriority="67"/>
-    <w:lsdException w:name="Medium Grid 2 Accent 4" w:uiPriority="68"/>
-    <w:lsdException w:name="Medium Grid 3 Accent 4" w:uiPriority="69"/>
-    <w:lsdException w:name="Dark List Accent 4" w:uiPriority="70"/>
-    <w:lsdException w:name="Colorful Shading Accent 4" w:uiPriority="71"/>
-    <w:lsdException w:name="Colorful List Accent 4" w:uiPriority="72"/>
-    <w:lsdException w:name="Colorful Grid Accent 4" w:uiPriority="73"/>
-    <w:lsdException w:name="Light Shading Accent 5" w:uiPriority="60"/>
-    <w:lsdException w:name="Light List Accent 5" w:uiPriority="61"/>
-    <w:lsdException w:name="Light Grid Accent 5" w:uiPriority="62"/>
-    <w:lsdException w:name="Medium Shading 1 Accent 5" w:uiPriority="63"/>
-    <w:lsdException w:name="Medium Shading 2 Accent 5" w:uiPriority="64"/>
-    <w:lsdException w:name="Medium List 1 Accent 5" w:uiPriority="65"/>
-    <w:lsdException w:name="Medium List 2 Accent 5" w:uiPriority="66"/>
-    <w:lsdException w:name="Medium Grid 1 Accent 5" w:uiPriority="67"/>
-    <w:lsdException w:name="Medium Grid 2 Accent 5" w:uiPriority="68"/>
-    <w:lsdException w:name="Medium Grid 3 Accent 5" w:uiPriority="69"/>
-    <w:lsdException w:name="Dark List Accent 5" w:uiPriority="70"/>
-    <w:lsdException w:name="Colorful Shading Accent 5" w:uiPriority="71"/>
-    <w:lsdException w:name="Colorful List Accent 5" w:uiPriority="72"/>
-    <w:lsdException w:name="Colorful Grid Accent 5" w:uiPriority="73"/>
-    <w:lsdException w:name="Light Shading Accent 6" w:uiPriority="60"/>
-    <w:lsdException w:name="Light List Accent 6" w:uiPriority="61"/>
-    <w:lsdException w:name="Light Grid Accent 6" w:uiPriority="62"/>
-    <w:lsdException w:name="Medium Shading 1 Accent 6" w:uiPriority="63"/>
-    <w:lsdException w:name="Medium Shading 2 Accent 6" w:uiPriority="64"/>
-    <w:lsdException w:name="Medium List 1 Accent 6" w:uiPriority="65"/>
-    <w:lsdException w:name="Medium List 2 Accent 6" w:uiPriority="66"/>
-    <w:lsdException w:name="Medium Grid 1 Accent 6" w:uiPriority="67"/>
-    <w:lsdException w:name="Medium Grid 2 Accent 6" w:uiPriority="68"/>
-    <w:lsdException w:name="Medium Grid 3 Accent 6" w:uiPriority="69"/>
-    <w:lsdException w:name="Dark List Accent 6" w:uiPriority="70"/>
-    <w:lsdException w:name="Colorful Shading Accent 6" w:uiPriority="71"/>
-    <w:lsdException w:name="Colorful List Accent 6" w:uiPriority="72"/>
-    <w:lsdException w:name="Colorful Grid Accent 6" w:uiPriority="73"/>
-    <w:lsdException w:name="Subtle Emphasis" w:uiPriority="19" w:qFormat="1"/>
-    <w:lsdException w:name="Intense Emphasis" w:uiPriority="21" w:qFormat="1"/>
-    <w:lsdException w:name="Subtle Reference" w:uiPriority="31" w:qFormat="1"/>
-    <w:lsdException w:name="Intense Reference" w:uiPriority="32" w:qFormat="1"/>
-    <w:lsdException w:name="Book Title" w:uiPriority="33" w:qFormat="1"/>
-    <w:lsdException w:name="Bibliography" w:semiHidden="1" w:uiPriority="37" w:unhideWhenUsed="1"/>
-    <w:lsdException w:name="TOC Heading" w:semiHidden="1" w:uiPriority="39" w:unhideWhenUsed="1" w:qFormat="1"/>
-    <w:lsdException w:name="Plain Table 1" w:uiPriority="41"/>
-    <w:lsdException w:name="Plain Table 2" w:uiPriority="42"/>
-    <w:lsdException w:name="Plain Table 3" w:uiPriority="43"/>
-    <w:lsdException w:name="Plain Table 4" w:uiPriority="44"/>
-    <w:lsdException w:name="Plain Table 5" w:uiPriority="45"/>
-    <w:lsdException w:name="Grid Table Light" w:uiPriority="40"/>
-    <w:lsdException w:name="Grid Table 1 Light" w:uiPriority="46"/>
-    <w:lsdException w:name="Grid Table 2" w:uiPriority="47"/>
-    <w:lsdException w:name="Grid Table 3" w:uiPriority="48"/>
-    <w:lsdException w:name="Grid Table 4" w:uiPriority="49"/>
-    <w:lsdException w:name="Grid Table 5 Dark" w:uiPriority="50"/>
-    <w:lsdException w:name="Grid Table 6 Colorful" w:uiPriority="51"/>
-    <w:lsdException w:name="Grid Table 7 Colorful" w:uiPriority="52"/>
-    <w:lsdException w:name="Grid Table 1 Light Accent 1" w:uiPriority="46"/>
-    <w:lsdException w:name="Grid Table 2 Accent 1" w:uiPriority="47"/>
-    <w:lsdException w:name="Grid Table 3 Accent 1" w:uiPriority="48"/>
-    <w:lsdException w:name="Grid Table 4 Accent 1" w:uiPriority="49"/>
-    <w:lsdException w:name="Grid Table 5 Dark Accent 1" w:uiPriority="50"/>
-    <w:lsdException w:name="Grid Table 6 Colorful Accent 1" w:uiPriority="51"/>
-    <w:lsdException w:name="Grid Table 7 Colorful Accent 1" w:uiPriority="52"/>
-    <w:lsdException w:name="Grid Table 1 Light Accent 2" w:uiPriority="46"/>
-    <w:lsdException w:name="Grid Table 2 Accent 2" w:uiPriority="47"/>
-    <w:lsdException w:name="Grid Table 3 Accent 2" w:uiPriority="48"/>
-    <w:lsdException w:name="Grid Table 4 Accent 2" w:uiPriority="49"/>
-    <w:lsdException w:name="Grid Table 5 Dark Accent 2" w:uiPriority="50"/>
-    <w:lsdException w:name="Grid Table 6 Colorful Accent 2" w:uiPriority="51"/>
-    <w:lsdException w:name="Grid Table 7 Colorful Accent 2" w:uiPriority="52"/>
-    <w:lsdException w:name="Grid Table 1 Light Accent 3" w:uiPriority="46"/>
-    <w:lsdException w:name="Grid Table 2 Accent 3" w:uiPriority="47"/>
-    <w:lsdException w:name="Grid Table 3 Accent 3" w:uiPriority="48"/>
-    <w:lsdException w:name="Grid Table 4 Accent 3" w:uiPriority="49"/>
-    <w:lsdException w:name="Grid Table 5 Dark Accent 3" w:uiPriority="50"/>
-    <w:lsdException w:name="Grid Table 6 Colorful Accent 3" w:uiPriority="51"/>
-    <w:lsdException w:name="Grid Table 7 Colorful Accent 3" w:uiPriority="52"/>
-    <w:lsdException w:name="Grid Table 1 Light Accent 4" w:uiPriority="46"/>
-    <w:lsdException w:name="Grid Table 2 Accent 4" w:uiPriority="47"/>
-    <w:lsdException w:name="Grid Table 3 Accent 4" w:uiPriority="48"/>
-    <w:lsdException w:name="Grid Table 4 Accent 4" w:uiPriority="49"/>
-    <w:lsdException w:name="Grid Table 5 Dark Accent 4" w:uiPriority="50"/>
-    <w:lsdException w:name="Grid Table 6 Colorful Accent 4" w:uiPriority="51"/>
-    <w:lsdException w:name="Grid Table 7 Colorful Accent 4" w:uiPriority="52"/>
-    <w:lsdException w:name="Grid Table 1 Light Accent 5" w:uiPriority="46"/>
-    <w:lsdException w:name="Grid Table 2 Accent 5" w:uiPriority="47"/>
-    <w:lsdException w:name="Grid Table 3 Accent 5" w:uiPriority="48"/>
-    <w:lsdException w:name="Grid Table 4 Accent 5" w:uiPriority="49"/>
-    <w:lsdException w:name="Grid Table 5 Dark Accent 5" w:uiPriority="50"/>
-    <w:lsdException w:name="Grid Table 6 Colorful Accent 5" w:uiPriority="51"/>
-    <w:lsdException w:name="Grid Table 7 Colorful Accent 5" w:uiPriority="52"/>
-    <w:lsdException w:name="Grid Table 1 Light Accent 6" w:uiPriority="46"/>
-    <w:lsdException w:name="Grid Table 2 Accent 6" w:uiPriority="47"/>
-    <w:lsdException w:name="Grid Table 3 Accent 6" w:uiPriority="48"/>
-    <w:lsdException w:name="Grid Table 4 Accent 6" w:uiPriority="49"/>
-    <w:lsdException w:name="Grid Table 5 Dark Accent 6" w:uiPriority="50"/>
-    <w:lsdException w:name="Grid Table 6 Colorful Accent 6" w:uiPriority="51"/>
-    <w:lsdException w:name="Grid Table 7 Colorful Accent 6" w:uiPriority="52"/>
-    <w:lsdException w:name="List Table 1 Light" w:uiPriority="46"/>
-    <w:lsdException w:name="List Table 2" w:uiPriority="47"/>
-    <w:lsdException w:name="List Table 3" w:uiPriority="48"/>
-    <w:lsdException w:name="List Table 4" w:uiPriority="49"/>
-    <w:lsdException w:name="List Table 5 Dark" w:uiPriority="50"/>
-    <w:lsdException w:name="List Table 6 Colorful" w:uiPriority="51"/>
-    <w:lsdException w:name="List Table 7 Colorful" w:uiPriority="52"/>
-    <w:lsdException w:name="List Table 1 Light Accent 1" w:uiPriority="46"/>
-    <w:lsdException w:name="List Table 2 Accent 1" w:uiPriority="47"/>
-    <w:lsdException w:name="List Table 3 Accent 1" w:uiPriority="48"/>
-    <w:lsdException w:name="List Table 4 Accent 1" w:uiPriority="49"/>
-    <w:lsdException w:name="List Table 5 Dark Accent 1" w:uiPriority="50"/>
-    <w:lsdException w:name="List Table 6 Colorful Accent 1" w:uiPriority="51"/>
-    <w:lsdException w:name="List Table 7 Colorful Accent 1" w:uiPriority="52"/>
-    <w:lsdException w:name="List Table 1 Light Accent 2" w:uiPriority="46"/>
-    <w:lsdException w:name="List Table 2 Accent 2" w:uiPriority="47"/>
-    <w:lsdException w:name="List Table 3 Accent 2" w:uiPriority="48"/>
-    <w:lsdException w:name="List Table 4 Accent 2" w:uiPriority="49"/>
-    <w:lsdException w:name="List Table 5 Dark Accent 2" w:uiPriority="50"/>
-    <w:lsdException w:name="List Table 6 Colorful Accent 2" w:uiPriority="51"/>
-    <w:lsdException w:name="List Table 7 Colorful Accent 2" w:uiPriority="52"/>
-    <w:lsdException w:name="List Table 1 Light Accent 3" w:uiPriority="46"/>
-    <w:lsdException w:name="List Table 2 Accent 3" w:uiPriority="47"/>
-    <w:lsdException w:name="List Table 3 Accent 3" w:uiPriority="48"/>
-    <w:lsdException w:name="List Table 4 Accent 3" w:uiPriority="49"/>
-    <w:lsdException w:name="List Table 5 Dark Accent 3" w:uiPriority="50"/>
-    <w:lsdException w:name="List Table 6 Colorful Accent 3" w:uiPriority="51"/>
-    <w:lsdException w:name="List Table 7 Colorful Accent 3" w:uiPriority="52"/>
-    <w:lsdException w:name="List Table 1 Light Accent 4" w:uiPriority="46"/>
-    <w:lsdException w:name="List Table 2 Accent 4" w:uiPriority="47"/>
-    <w:lsdException w:name="List Table 3 Accent 4" w:uiPriority="48"/>
-    <w:lsdException w:name="List Table 4 Accent 4" w:uiPriority="49"/>
-    <w:lsdException w:name="List Table 5 Dark Accent 4" w:uiPriority="50"/>
-    <w:lsdException w:name="List Table 6 Colorful Accent 4" w:uiPriority="51"/>
-    <w:lsdException w:name="List Table 7 Colorful Accent 4" w:uiPriority="52"/>
-    <w:lsdException w:name="List Table 1 Light Accent 5" w:uiPriority="46"/>
-    <w:lsdException w:name="List Table 2 Accent 5" w:uiPriority="47"/>
-    <w:lsdException w:name="List Table 3 Accent 5" w:uiPriority="48"/>
-    <w:lsdException w:name="List Table 4 Accent 5" w:uiPriority="49"/>
-    <w:lsdException w:name="List Table 5 Dark Accent 5" w:uiPriority="50"/>
-    <w:lsdException w:name="List Table 6 Colorful Accent 5" w:uiPriority="51"/>
-    <w:lsdException w:name="List Table 7 Colorful Accent 5" w:uiPriority="52"/>
-    <w:lsdException w:name="List Table 1 Light Accent 6" w:uiPriority="46"/>
-    <w:lsdException w:name="List Table 2 Accent 6" w:uiPriority="47"/>
-    <w:lsdException w:name="List Table 3 Accent 6" w:uiPriority="48"/>
-    <w:lsdException w:name="List Table 4 Accent 6" w:uiPriority="49"/>
-    <w:lsdException w:name="List Table 5 Dark Accent 6" w:uiPriority="50"/>
-    <w:lsdException w:name="List Table 6 Colorful Accent 6" w:uiPriority="51"/>
-    <w:lsdException w:name="List Table 7 Colorful Accent 6" w:uiPriority="52"/>
-    <w:lsdException w:name="Mention" w:semiHidden="1" w:unhideWhenUsed="1"/>
-    <w:lsdException w:name="Smart Hyperlink" w:semiHidden="1" w:unhideWhenUsed="1"/>
-    <w:lsdException w:name="Hashtag" w:semiHidden="1" w:unhideWhenUsed="1"/>
-    <w:lsdException w:name="Unresolved Mention" w:semiHidden="1" w:unhideWhenUsed="1"/>
-    <w:lsdException w:name="Smart Link" w:semiHidden="1" w:unhideWhenUsed="1"/>
+  <w:latentStyles w:defLockedState="0" w:defUIPriority="99" w:defSemiHidden="1" w:defUnhideWhenUsed="1" w:defQFormat="0" w:count="267">
+    <w:lsdException w:name="Normal" w:semiHidden="0" w:uiPriority="0" w:unhideWhenUsed="0" w:qFormat="1"/>
+    <w:lsdException w:name="heading 1" w:semiHidden="0" w:uiPriority="9" w:unhideWhenUsed="0" w:qFormat="1"/>
+    <w:lsdException w:name="heading 2" w:uiPriority="9" w:qFormat="1"/>
+    <w:lsdException w:name="heading 3" w:uiPriority="9" w:qFormat="1"/>
+    <w:lsdException w:name="heading 4" w:uiPriority="9" w:qFormat="1"/>
+    <w:lsdException w:name="heading 5" w:uiPriority="9" w:qFormat="1"/>
+    <w:lsdException w:name="heading 6" w:uiPriority="9" w:qFormat="1"/>
+    <w:lsdException w:name="heading 7" w:uiPriority="9" w:qFormat="1"/>
+    <w:lsdException w:name="heading 8" w:uiPriority="9" w:qFormat="1"/>
+    <w:lsdException w:name="heading 9" w:uiPriority="9" w:qFormat="1"/>
+    <w:lsdException w:name="toc 1" w:uiPriority="39"/>
+    <w:lsdException w:name="toc 2" w:uiPriority="39"/>
+    <w:lsdException w:name="toc 3" w:uiPriority="39"/>
+    <w:lsdException w:name="toc 4" w:uiPriority="39"/>
+    <w:lsdException w:name="toc 5" w:uiPriority="39"/>
+    <w:lsdException w:name="toc 6" w:uiPriority="39"/>
+    <w:lsdException w:name="toc 7" w:uiPriority="39"/>
+    <w:lsdException w:name="toc 8" w:uiPriority="39"/>
+    <w:lsdException w:name="toc 9" w:uiPriority="39"/>
+    <w:lsdException w:name="caption" w:uiPriority="35" w:qFormat="1"/>
+    <w:lsdException w:name="Title" w:semiHidden="0" w:uiPriority="10" w:unhideWhenUsed="0" w:qFormat="1"/>
+    <w:lsdException w:name="Default Paragraph Font" w:uiPriority="1"/>
+    <w:lsdException w:name="Subtitle" w:semiHidden="0" w:uiPriority="11" w:unhideWhenUsed="0" w:qFormat="1"/>
+    <w:lsdException w:name="Strong" w:semiHidden="0" w:uiPriority="22" w:unhideWhenUsed="0" w:qFormat="1"/>
+    <w:lsdException w:name="Emphasis" w:semiHidden="0" w:uiPriority="20" w:unhideWhenUsed="0" w:qFormat="1"/>
+    <w:lsdException w:name="Table Grid" w:semiHidden="0" w:uiPriority="39" w:unhideWhenUsed="0"/>
+    <w:lsdException w:name="Placeholder Text" w:unhideWhenUsed="0"/>
+    <w:lsdException w:name="No Spacing" w:semiHidden="0" w:uiPriority="1" w:unhideWhenUsed="0" w:qFormat="1"/>
+    <w:lsdException w:name="Light Shading" w:semiHidden="0" w:uiPriority="60" w:unhideWhenUsed="0"/>
+    <w:lsdException w:name="Light List" w:semiHidden="0" w:uiPriority="61" w:unhideWhenUsed="0"/>
+    <w:lsdException w:name="Light Grid" w:semiHidden="0" w:uiPriority="62" w:unhideWhenUsed="0"/>
+    <w:lsdException w:name="Medium Shading 1" w:semiHidden="0" w:uiPriority="63" w:unhideWhenUsed="0"/>
+    <w:lsdException w:name="Medium Shading 2" w:semiHidden="0" w:uiPriority="64" w:unhideWhenUsed="0"/>
+    <w:lsdException w:name="Medium List 1" w:semiHidden="0" w:uiPriority="65" w:unhideWhenUsed="0"/>
+    <w:lsdException w:name="Medium List 2" w:semiHidden="0" w:uiPriority="66" w:unhideWhenUsed="0"/>
+    <w:lsdException w:name="Medium Grid 1" w:semiHidden="0" w:uiPriority="67" w:unhideWhenUsed="0"/>
+    <w:lsdException w:name="Medium Grid 2" w:semiHidden="0" w:uiPriority="68" w:unhideWhenUsed="0"/>
+    <w:lsdException w:name="Medium Grid 3" w:semiHidden="0" w:uiPriority="69" w:unhideWhenUsed="0"/>
+    <w:lsdException w:name="Dark List" w:semiHidden="0" w:uiPriority="70" w:unhideWhenUsed="0"/>
+    <w:lsdException w:name="Colorful Shading" w:semiHidden="0" w:uiPriority="71" w:unhideWhenUsed="0"/>
+    <w:lsdException w:name="Colorful List" w:semiHidden="0" w:uiPriority="72" w:unhideWhenUsed="0"/>
+    <w:lsdException w:name="Colorful Grid" w:semiHidden="0" w:uiPriority="73" w:unhideWhenUsed="0"/>
+    <w:lsdException w:name="Light Shading Accent 1" w:semiHidden="0" w:uiPriority="60" w:unhideWhenUsed="0"/>
+    <w:lsdException w:name="Light List Accent 1" w:semiHidden="0" w:uiPriority="61" w:unhideWhenUsed="0"/>
+    <w:lsdException w:name="Light Grid Accent 1" w:semiHidden="0" w:uiPriority="62" w:unhideWhenUsed="0"/>
+    <w:lsdException w:name="Medium Shading 1 Accent 1" w:semiHidden="0" w:uiPriority="63" w:unhideWhenUsed="0"/>
+    <w:lsdException w:name="Medium Shading 2 Accent 1" w:semiHidden="0" w:uiPriority="64" w:unhideWhenUsed="0"/>
+    <w:lsdException w:name="Medium List 1 Accent 1" w:semiHidden="0" w:uiPriority="65" w:unhideWhenUsed="0"/>
+    <w:lsdException w:name="Revision" w:unhideWhenUsed="0"/>
+    <w:lsdException w:name="List Paragraph" w:semiHidden="0" w:uiPriority="34" w:unhideWhenUsed="0" w:qFormat="1"/>
+    <w:lsdException w:name="Quote" w:semiHidden="0" w:uiPriority="29" w:unhideWhenUsed="0" w:qFormat="1"/>
+    <w:lsdException w:name="Intense Quote" w:semiHidden="0" w:uiPriority="30" w:unhideWhenUsed="0" w:qFormat="1"/>
+    <w:lsdException w:name="Medium List 2 Accent 1" w:semiHidden="0" w:uiPriority="66" w:unhideWhenUsed="0"/>
+    <w:lsdException w:name="Medium Grid 1 Accent 1" w:semiHidden="0" w:uiPriority="67" w:unhideWhenUsed="0"/>
+    <w:lsdException w:name="Medium Grid 2 Accent 1" w:semiHidden="0" w:uiPriority="68" w:unhideWhenUsed="0"/>
+    <w:lsdException w:name="Medium Grid 3 Accent 1" w:semiHidden="0" w:uiPriority="69" w:unhideWhenUsed="0"/>
+    <w:lsdException w:name="Dark List Accent 1" w:semiHidden="0" w:uiPriority="70" w:unhideWhenUsed="0"/>
+    <w:lsdException w:name="Colorful Shading Accent 1" w:semiHidden="0" w:uiPriority="71" w:unhideWhenUsed="0"/>
+    <w:lsdException w:name="Colorful List Accent 1" w:semiHidden="0" w:uiPriority="72" w:unhideWhenUsed="0"/>
+    <w:lsdException w:name="Colorful Grid Accent 1" w:semiHidden="0" w:uiPriority="73" w:unhideWhenUsed="0"/>
+    <w:lsdException w:name="Light Shading Accent 2" w:semiHidden="0" w:uiPriority="60" w:unhideWhenUsed="0"/>
+    <w:lsdException w:name="Light List Accent 2" w:semiHidden="0" w:uiPriority="61" w:unhideWhenUsed="0"/>
+    <w:lsdException w:name="Light Grid Accent 2" w:semiHidden="0" w:uiPriority="62" w:unhideWhenUsed="0"/>
+    <w:lsdException w:name="Medium Shading 1 Accent 2" w:semiHidden="0" w:uiPriority="63" w:unhideWhenUsed="0"/>
+    <w:lsdException w:name="Medium Shading 2 Accent 2" w:semiHidden="0" w:uiPriority="64" w:unhideWhenUsed="0"/>
+    <w:lsdException w:name="Medium List 1 Accent 2" w:semiHidden="0" w:uiPriority="65" w:unhideWhenUsed="0"/>
+    <w:lsdException w:name="Medium List 2 Accent 2" w:semiHidden="0" w:uiPriority="66" w:unhideWhenUsed="0"/>
+    <w:lsdException w:name="Medium Grid 1 Accent 2" w:semiHidden="0" w:uiPriority="67" w:unhideWhenUsed="0"/>
+    <w:lsdException w:name="Medium Grid 2 Accent 2" w:semiHidden="0" w:uiPriority="68" w:unhideWhenUsed="0"/>
+    <w:lsdException w:name="Medium Grid 3 Accent 2" w:semiHidden="0" w:uiPriority="69" w:unhideWhenUsed="0"/>
+    <w:lsdException w:name="Dark List Accent 2" w:semiHidden="0" w:uiPriority="70" w:unhideWhenUsed="0"/>
+    <w:lsdException w:name="Colorful Shading Accent 2" w:semiHidden="0" w:uiPriority="71" w:unhideWhenUsed="0"/>
+    <w:lsdException w:name="Colorful List Accent 2" w:semiHidden="0" w:uiPriority="72" w:unhideWhenUsed="0"/>
+    <w:lsdException w:name="Colorful Grid Accent 2" w:semiHidden="0" w:uiPriority="73" w:unhideWhenUsed="0"/>
+    <w:lsdException w:name="Light Shading Accent 3" w:semiHidden="0" w:uiPriority="60" w:unhideWhenUsed="0"/>
+    <w:lsdException w:name="Light List Accent 3" w:semiHidden="0" w:uiPriority="61" w:unhideWhenUsed="0"/>
+    <w:lsdException w:name="Light Grid Accent 3" w:semiHidden="0" w:uiPriority="62" w:unhideWhenUsed="0"/>
+    <w:lsdException w:name="Medium Shading 1 Accent 3" w:semiHidden="0" w:uiPriority="63" w:unhideWhenUsed="0"/>
+    <w:lsdException w:name="Medium Shading 2 Accent 3" w:semiHidden="0" w:uiPriority="64" w:unhideWhenUsed="0"/>
+    <w:lsdException w:name="Medium List 1 Accent 3" w:semiHidden="0" w:uiPriority="65" w:unhideWhenUsed="0"/>
+    <w:lsdException w:name="Medium List 2 Accent 3" w:semiHidden="0" w:uiPriority="66" w:unhideWhenUsed="0"/>
+    <w:lsdException w:name="Medium Grid 1 Accent 3" w:semiHidden="0" w:uiPriority="67" w:unhideWhenUsed="0"/>
+    <w:lsdException w:name="Medium Grid 2 Accent 3" w:semiHidden="0" w:uiPriority="68" w:unhideWhenUsed="0"/>
+    <w:lsdException w:name="Medium Grid 3 Accent 3" w:semiHidden="0" w:uiPriority="69" w:unhideWhenUsed="0"/>
+    <w:lsdException w:name="Dark List Accent 3" w:semiHidden="0" w:uiPriority="70" w:unhideWhenUsed="0"/>
+    <w:lsdException w:name="Colorful Shading Accent 3" w:semiHidden="0" w:uiPriority="71" w:unhideWhenUsed="0"/>
+    <w:lsdException w:name="Colorful List Accent 3" w:semiHidden="0" w:uiPriority="72" w:unhideWhenUsed="0"/>
+    <w:lsdException w:name="Colorful Grid Accent 3" w:semiHidden="0" w:uiPriority="73" w:unhideWhenUsed="0"/>
+    <w:lsdException w:name="Light Shading Accent 4" w:semiHidden="0" w:uiPriority="60" w:unhideWhenUsed="0"/>
+    <w:lsdException w:name="Light List Accent 4" w:semiHidden="0" w:uiPriority="61" w:unhideWhenUsed="0"/>
+    <w:lsdException w:name="Light Grid Accent 4" w:semiHidden="0" w:uiPriority="62" w:unhideWhenUsed="0"/>
+    <w:lsdException w:name="Medium Shading 1 Accent 4" w:semiHidden="0" w:uiPriority="63" w:unhideWhenUsed="0"/>
+    <w:lsdException w:name="Medium Shading 2 Accent 4" w:semiHidden="0" w:uiPriority="64" w:unhideWhenUsed="0"/>
+    <w:lsdException w:name="Medium List 1 Accent 4" w:semiHidden="0" w:uiPriority="65" w:unhideWhenUsed="0"/>
+    <w:lsdException w:name="Medium List 2 Accent 4" w:semiHidden="0" w:uiPriority="66" w:unhideWhenUsed="0"/>
+    <w:lsdException w:name="Medium Grid 1 Accent 4" w:semiHidden="0" w:uiPriority="67" w:unhideWhenUsed="0"/>
+    <w:lsdException w:name="Medium Grid 2 Accent 4" w:semiHidden="0" w:uiPriority="68" w:unhideWhenUsed="0"/>
+    <w:lsdException w:name="Medium Grid 3 Accent 4" w:semiHidden="0" w:uiPriority="69" w:unhideWhenUsed="0"/>
+    <w:lsdException w:name="Dark List Accent 4" w:semiHidden="0" w:uiPriority="70" w:unhideWhenUsed="0"/>
+    <w:lsdException w:name="Colorful Shading Accent 4" w:semiHidden="0" w:uiPriority="71" w:unhideWhenUsed="0"/>
+    <w:lsdException w:name="Colorful List Accent 4" w:semiHidden="0" w:uiPriority="72" w:unhideWhenUsed="0"/>
+    <w:lsdException w:name="Colorful Grid Accent 4" w:semiHidden="0" w:uiPriority="73" w:unhideWhenUsed="0"/>
+    <w:lsdException w:name="Light Shading Accent 5" w:semiHidden="0" w:uiPriority="60" w:unhideWhenUsed="0"/>
+    <w:lsdException w:name="Light List Accent 5" w:semiHidden="0" w:uiPriority="61" w:unhideWhenUsed="0"/>
+    <w:lsdException w:name="Light Grid Accent 5" w:semiHidden="0" w:uiPriority="62" w:unhideWhenUsed="0"/>
+    <w:lsdException w:name="Medium Shading 1 Accent 5" w:semiHidden="0" w:uiPriority="63" w:unhideWhenUsed="0"/>
+    <w:lsdException w:name="Medium Shading 2 Accent 5" w:semiHidden="0" w:uiPriority="64" w:unhideWhenUsed="0"/>
+    <w:lsdException w:name="Medium List 1 Accent 5" w:semiHidden="0" w:uiPriority="65" w:unhideWhenUsed="0"/>
+    <w:lsdException w:name="Medium List 2 Accent 5" w:semiHidden="0" w:uiPriority="66" w:unhideWhenUsed="0"/>
+    <w:lsdException w:name="Medium Grid 1 Accent 5" w:semiHidden="0" w:uiPriority="67" w:unhideWhenUsed="0"/>
+    <w:lsdException w:name="Medium Grid 2 Accent 5" w:semiHidden="0" w:uiPriority="68" w:unhideWhenUsed="0"/>
+    <w:lsdException w:name="Medium Grid 3 Accent 5" w:semiHidden="0" w:uiPriority="69" w:unhideWhenUsed="0"/>
+    <w:lsdException w:name="Dark List Accent 5" w:semiHidden="0" w:uiPriority="70" w:unhideWhenUsed="0"/>
+    <w:lsdException w:name="Colorful Shading Accent 5" w:semiHidden="0" w:uiPriority="71" w:unhideWhenUsed="0"/>
+    <w:lsdException w:name="Colorful List Accent 5" w:semiHidden="0" w:uiPriority="72" w:unhideWhenUsed="0"/>
+    <w:lsdException w:name="Colorful Grid Accent 5" w:semiHidden="0" w:uiPriority="73" w:unhideWhenUsed="0"/>
+    <w:lsdException w:name="Light Shading Accent 6" w:semiHidden="0" w:uiPriority="60" w:unhideWhenUsed="0"/>
+    <w:lsdException w:name="Light List Accent 6" w:semiHidden="0" w:uiPriority="61" w:unhideWhenUsed="0"/>
+    <w:lsdException w:name="Light Grid Accent 6" w:semiHidden="0" w:uiPriority="62" w:unhideWhenUsed="0"/>
+    <w:lsdException w:name="Medium Shading 1 Accent 6" w:semiHidden="0" w:uiPriority="63" w:unhideWhenUsed="0"/>
+    <w:lsdException w:name="Medium Shading 2 Accent 6" w:semiHidden="0" w:uiPriority="64" w:unhideWhenUsed="0"/>
+    <w:lsdException w:name="Medium List 1 Accent 6" w:semiHidden="0" w:uiPriority="65" w:unhideWhenUsed="0"/>
+    <w:lsdException w:name="Medium List 2 Accent 6" w:semiHidden="0" w:uiPriority="66" w:unhideWhenUsed="0"/>
+    <w:lsdException w:name="Medium Grid 1 Accent 6" w:semiHidden="0" w:uiPriority="67" w:unhideWhenUsed="0"/>
+    <w:lsdException w:name="Medium Grid 2 Accent 6" w:semiHidden="0" w:uiPriority="68" w:unhideWhenUsed="0"/>
+    <w:lsdException w:name="Medium Grid 3 Accent 6" w:semiHidden="0" w:uiPriority="69" w:unhideWhenUsed="0"/>
+    <w:lsdException w:name="Dark List Accent 6" w:semiHidden="0" w:uiPriority="70" w:unhideWhenUsed="0"/>
+    <w:lsdException w:name="Colorful Shading Accent 6" w:semiHidden="0" w:uiPriority="71" w:unhideWhenUsed="0"/>
+    <w:lsdException w:name="Colorful List Accent 6" w:semiHidden="0" w:uiPriority="72" w:unhideWhenUsed="0"/>
+    <w:lsdException w:name="Colorful Grid Accent 6" w:semiHidden="0" w:uiPriority="73" w:unhideWhenUsed="0"/>
+    <w:lsdException w:name="Subtle Emphasis" w:semiHidden="0" w:uiPriority="19" w:unhideWhenUsed="0" w:qFormat="1"/>
+    <w:lsdException w:name="Intense Emphasis" w:semiHidden="0" w:uiPriority="21" w:unhideWhenUsed="0" w:qFormat="1"/>
+    <w:lsdException w:name="Subtle Reference" w:semiHidden="0" w:uiPriority="31" w:unhideWhenUsed="0" w:qFormat="1"/>
+    <w:lsdException w:name="Intense Reference" w:semiHidden="0" w:uiPriority="32" w:unhideWhenUsed="0" w:qFormat="1"/>
+    <w:lsdException w:name="Book Title" w:semiHidden="0" w:uiPriority="33" w:unhideWhenUsed="0" w:qFormat="1"/>
+    <w:lsdException w:name="Bibliography" w:uiPriority="37"/>
+    <w:lsdException w:name="TOC Heading" w:uiPriority="39" w:qFormat="1"/>
   </w:latentStyles>
   <w:style w:type="paragraph" w:default="1" w:styleId="Normal">
     <w:name w:val="Normal"/>
     <w:qFormat/>
   </w:style>
-  <w:style w:type="character" w:default="1" w:styleId="DefaultParagraphFont">
+  <w:style w:type="character" w:default="1" w:styleId="VarsaylanParagrafYazTipi">
     <w:name w:val="Default Paragraph Font"/>
     <w:uiPriority w:val="1"/>
     <w:semiHidden/>
     <w:unhideWhenUsed/>
   </w:style>
-  <w:style w:type="table" w:default="1" w:styleId="TableNormal">
+  <w:style w:type="table" w:default="1" w:styleId="NormalTablo">
     <w:name w:val="Normal Table"/>
     <w:uiPriority w:val="99"/>
     <w:semiHidden/>
@@ -829,15 +740,15 @@
       </w:tblCellMar>
     </w:tblPr>
   </w:style>
-  <w:style w:type="numbering" w:default="1" w:styleId="NoList">
+  <w:style w:type="numbering" w:default="1" w:styleId="ListeYok">
     <w:name w:val="No List"/>
     <w:uiPriority w:val="99"/>
     <w:semiHidden/>
     <w:unhideWhenUsed/>
   </w:style>
-  <w:style w:type="character" w:styleId="Hyperlink">
+  <w:style w:type="character" w:styleId="Kpr">
     <w:name w:val="Hyperlink"/>
-    <w:basedOn w:val="DefaultParagraphFont"/>
+    <w:basedOn w:val="VarsaylanParagrafYazTipi"/>
     <w:uiPriority w:val="99"/>
     <w:unhideWhenUsed/>
     <w:rsid w:val="004833CF"/>
@@ -846,9 +757,224 @@
       <w:u w:val="single"/>
     </w:rPr>
   </w:style>
-  <w:style w:type="character" w:styleId="UnresolvedMention">
+  <w:style w:type="character" w:customStyle="1" w:styleId="UnresolvedMention">
     <w:name w:val="Unresolved Mention"/>
-    <w:basedOn w:val="DefaultParagraphFont"/>
+    <w:basedOn w:val="VarsaylanParagrafYazTipi"/>
+    <w:uiPriority w:val="99"/>
+    <w:semiHidden/>
+    <w:unhideWhenUsed/>
+    <w:rsid w:val="004833CF"/>
+    <w:rPr>
+      <w:color w:val="605E5C"/>
+      <w:shd w:val="clear" w:color="auto" w:fill="E1DFDD"/>
+    </w:rPr>
+  </w:style>
+</w:styles>
+</file>
+
+<file path=word/stylesWithEffects.xml><?xml version="1.0" encoding="utf-8"?>
+<w:styles xmlns:wpc="http://schemas.microsoft.com/office/word/2010/wordprocessingCanvas" xmlns:mc="http://schemas.openxmlformats.org/markup-compatibility/2006" xmlns:o="urn:schemas-microsoft-com:office:office" xmlns:r="http://schemas.openxmlformats.org/officeDocument/2006/relationships" xmlns:m="http://schemas.openxmlformats.org/officeDocument/2006/math" xmlns:v="urn:schemas-microsoft-com:vml" xmlns:wp14="http://schemas.microsoft.com/office/word/2010/wordprocessingDrawing" xmlns:wp="http://schemas.openxmlformats.org/drawingml/2006/wordprocessingDrawing" xmlns:w10="urn:schemas-microsoft-com:office:word" xmlns:w="http://schemas.openxmlformats.org/wordprocessingml/2006/main" xmlns:w14="http://schemas.microsoft.com/office/word/2010/wordml" xmlns:wpg="http://schemas.microsoft.com/office/word/2010/wordprocessingGroup" xmlns:wpi="http://schemas.microsoft.com/office/word/2010/wordprocessingInk" xmlns:wne="http://schemas.microsoft.com/office/word/2006/wordml" xmlns:wps="http://schemas.microsoft.com/office/word/2010/wordprocessingShape" mc:Ignorable="w14 wp14">
+  <w:docDefaults>
+    <w:rPrDefault>
+      <w:rPr>
+        <w:rFonts w:asciiTheme="minorHAnsi" w:eastAsiaTheme="minorHAnsi" w:hAnsiTheme="minorHAnsi" w:cstheme="minorBidi"/>
+        <w:kern w:val="2"/>
+        <w:sz w:val="22"/>
+        <w:szCs w:val="22"/>
+        <w:lang w:val="en-GB" w:eastAsia="en-US" w:bidi="ar-SA"/>
+        <w14:ligatures w14:val="standardContextual"/>
+      </w:rPr>
+    </w:rPrDefault>
+    <w:pPrDefault>
+      <w:pPr>
+        <w:spacing w:after="160" w:line="259" w:lineRule="auto"/>
+      </w:pPr>
+    </w:pPrDefault>
+  </w:docDefaults>
+  <w:latentStyles w:defLockedState="0" w:defUIPriority="99" w:defSemiHidden="1" w:defUnhideWhenUsed="1" w:defQFormat="0" w:count="267">
+    <w:lsdException w:name="Normal" w:semiHidden="0" w:uiPriority="0" w:unhideWhenUsed="0" w:qFormat="1"/>
+    <w:lsdException w:name="heading 1" w:semiHidden="0" w:uiPriority="9" w:unhideWhenUsed="0" w:qFormat="1"/>
+    <w:lsdException w:name="heading 2" w:uiPriority="9" w:qFormat="1"/>
+    <w:lsdException w:name="heading 3" w:uiPriority="9" w:qFormat="1"/>
+    <w:lsdException w:name="heading 4" w:uiPriority="9" w:qFormat="1"/>
+    <w:lsdException w:name="heading 5" w:uiPriority="9" w:qFormat="1"/>
+    <w:lsdException w:name="heading 6" w:uiPriority="9" w:qFormat="1"/>
+    <w:lsdException w:name="heading 7" w:uiPriority="9" w:qFormat="1"/>
+    <w:lsdException w:name="heading 8" w:uiPriority="9" w:qFormat="1"/>
+    <w:lsdException w:name="heading 9" w:uiPriority="9" w:qFormat="1"/>
+    <w:lsdException w:name="toc 1" w:uiPriority="39"/>
+    <w:lsdException w:name="toc 2" w:uiPriority="39"/>
+    <w:lsdException w:name="toc 3" w:uiPriority="39"/>
+    <w:lsdException w:name="toc 4" w:uiPriority="39"/>
+    <w:lsdException w:name="toc 5" w:uiPriority="39"/>
+    <w:lsdException w:name="toc 6" w:uiPriority="39"/>
+    <w:lsdException w:name="toc 7" w:uiPriority="39"/>
+    <w:lsdException w:name="toc 8" w:uiPriority="39"/>
+    <w:lsdException w:name="toc 9" w:uiPriority="39"/>
+    <w:lsdException w:name="caption" w:uiPriority="35" w:qFormat="1"/>
+    <w:lsdException w:name="Title" w:semiHidden="0" w:uiPriority="10" w:unhideWhenUsed="0" w:qFormat="1"/>
+    <w:lsdException w:name="Default Paragraph Font" w:uiPriority="1"/>
+    <w:lsdException w:name="Subtitle" w:semiHidden="0" w:uiPriority="11" w:unhideWhenUsed="0" w:qFormat="1"/>
+    <w:lsdException w:name="Strong" w:semiHidden="0" w:uiPriority="22" w:unhideWhenUsed="0" w:qFormat="1"/>
+    <w:lsdException w:name="Emphasis" w:semiHidden="0" w:uiPriority="20" w:unhideWhenUsed="0" w:qFormat="1"/>
+    <w:lsdException w:name="Table Grid" w:semiHidden="0" w:uiPriority="39" w:unhideWhenUsed="0"/>
+    <w:lsdException w:name="Placeholder Text" w:unhideWhenUsed="0"/>
+    <w:lsdException w:name="No Spacing" w:semiHidden="0" w:uiPriority="1" w:unhideWhenUsed="0" w:qFormat="1"/>
+    <w:lsdException w:name="Light Shading" w:semiHidden="0" w:uiPriority="60" w:unhideWhenUsed="0"/>
+    <w:lsdException w:name="Light List" w:semiHidden="0" w:uiPriority="61" w:unhideWhenUsed="0"/>
+    <w:lsdException w:name="Light Grid" w:semiHidden="0" w:uiPriority="62" w:unhideWhenUsed="0"/>
+    <w:lsdException w:name="Medium Shading 1" w:semiHidden="0" w:uiPriority="63" w:unhideWhenUsed="0"/>
+    <w:lsdException w:name="Medium Shading 2" w:semiHidden="0" w:uiPriority="64" w:unhideWhenUsed="0"/>
+    <w:lsdException w:name="Medium List 1" w:semiHidden="0" w:uiPriority="65" w:unhideWhenUsed="0"/>
+    <w:lsdException w:name="Medium List 2" w:semiHidden="0" w:uiPriority="66" w:unhideWhenUsed="0"/>
+    <w:lsdException w:name="Medium Grid 1" w:semiHidden="0" w:uiPriority="67" w:unhideWhenUsed="0"/>
+    <w:lsdException w:name="Medium Grid 2" w:semiHidden="0" w:uiPriority="68" w:unhideWhenUsed="0"/>
+    <w:lsdException w:name="Medium Grid 3" w:semiHidden="0" w:uiPriority="69" w:unhideWhenUsed="0"/>
+    <w:lsdException w:name="Dark List" w:semiHidden="0" w:uiPriority="70" w:unhideWhenUsed="0"/>
+    <w:lsdException w:name="Colorful Shading" w:semiHidden="0" w:uiPriority="71" w:unhideWhenUsed="0"/>
+    <w:lsdException w:name="Colorful List" w:semiHidden="0" w:uiPriority="72" w:unhideWhenUsed="0"/>
+    <w:lsdException w:name="Colorful Grid" w:semiHidden="0" w:uiPriority="73" w:unhideWhenUsed="0"/>
+    <w:lsdException w:name="Light Shading Accent 1" w:semiHidden="0" w:uiPriority="60" w:unhideWhenUsed="0"/>
+    <w:lsdException w:name="Light List Accent 1" w:semiHidden="0" w:uiPriority="61" w:unhideWhenUsed="0"/>
+    <w:lsdException w:name="Light Grid Accent 1" w:semiHidden="0" w:uiPriority="62" w:unhideWhenUsed="0"/>
+    <w:lsdException w:name="Medium Shading 1 Accent 1" w:semiHidden="0" w:uiPriority="63" w:unhideWhenUsed="0"/>
+    <w:lsdException w:name="Medium Shading 2 Accent 1" w:semiHidden="0" w:uiPriority="64" w:unhideWhenUsed="0"/>
+    <w:lsdException w:name="Medium List 1 Accent 1" w:semiHidden="0" w:uiPriority="65" w:unhideWhenUsed="0"/>
+    <w:lsdException w:name="Revision" w:unhideWhenUsed="0"/>
+    <w:lsdException w:name="List Paragraph" w:semiHidden="0" w:uiPriority="34" w:unhideWhenUsed="0" w:qFormat="1"/>
+    <w:lsdException w:name="Quote" w:semiHidden="0" w:uiPriority="29" w:unhideWhenUsed="0" w:qFormat="1"/>
+    <w:lsdException w:name="Intense Quote" w:semiHidden="0" w:uiPriority="30" w:unhideWhenUsed="0" w:qFormat="1"/>
+    <w:lsdException w:name="Medium List 2 Accent 1" w:semiHidden="0" w:uiPriority="66" w:unhideWhenUsed="0"/>
+    <w:lsdException w:name="Medium Grid 1 Accent 1" w:semiHidden="0" w:uiPriority="67" w:unhideWhenUsed="0"/>
+    <w:lsdException w:name="Medium Grid 2 Accent 1" w:semiHidden="0" w:uiPriority="68" w:unhideWhenUsed="0"/>
+    <w:lsdException w:name="Medium Grid 3 Accent 1" w:semiHidden="0" w:uiPriority="69" w:unhideWhenUsed="0"/>
+    <w:lsdException w:name="Dark List Accent 1" w:semiHidden="0" w:uiPriority="70" w:unhideWhenUsed="0"/>
+    <w:lsdException w:name="Colorful Shading Accent 1" w:semiHidden="0" w:uiPriority="71" w:unhideWhenUsed="0"/>
+    <w:lsdException w:name="Colorful List Accent 1" w:semiHidden="0" w:uiPriority="72" w:unhideWhenUsed="0"/>
+    <w:lsdException w:name="Colorful Grid Accent 1" w:semiHidden="0" w:uiPriority="73" w:unhideWhenUsed="0"/>
+    <w:lsdException w:name="Light Shading Accent 2" w:semiHidden="0" w:uiPriority="60" w:unhideWhenUsed="0"/>
+    <w:lsdException w:name="Light List Accent 2" w:semiHidden="0" w:uiPriority="61" w:unhideWhenUsed="0"/>
+    <w:lsdException w:name="Light Grid Accent 2" w:semiHidden="0" w:uiPriority="62" w:unhideWhenUsed="0"/>
+    <w:lsdException w:name="Medium Shading 1 Accent 2" w:semiHidden="0" w:uiPriority="63" w:unhideWhenUsed="0"/>
+    <w:lsdException w:name="Medium Shading 2 Accent 2" w:semiHidden="0" w:uiPriority="64" w:unhideWhenUsed="0"/>
+    <w:lsdException w:name="Medium List 1 Accent 2" w:semiHidden="0" w:uiPriority="65" w:unhideWhenUsed="0"/>
+    <w:lsdException w:name="Medium List 2 Accent 2" w:semiHidden="0" w:uiPriority="66" w:unhideWhenUsed="0"/>
+    <w:lsdException w:name="Medium Grid 1 Accent 2" w:semiHidden="0" w:uiPriority="67" w:unhideWhenUsed="0"/>
+    <w:lsdException w:name="Medium Grid 2 Accent 2" w:semiHidden="0" w:uiPriority="68" w:unhideWhenUsed="0"/>
+    <w:lsdException w:name="Medium Grid 3 Accent 2" w:semiHidden="0" w:uiPriority="69" w:unhideWhenUsed="0"/>
+    <w:lsdException w:name="Dark List Accent 2" w:semiHidden="0" w:uiPriority="70" w:unhideWhenUsed="0"/>
+    <w:lsdException w:name="Colorful Shading Accent 2" w:semiHidden="0" w:uiPriority="71" w:unhideWhenUsed="0"/>
+    <w:lsdException w:name="Colorful List Accent 2" w:semiHidden="0" w:uiPriority="72" w:unhideWhenUsed="0"/>
+    <w:lsdException w:name="Colorful Grid Accent 2" w:semiHidden="0" w:uiPriority="73" w:unhideWhenUsed="0"/>
+    <w:lsdException w:name="Light Shading Accent 3" w:semiHidden="0" w:uiPriority="60" w:unhideWhenUsed="0"/>
+    <w:lsdException w:name="Light List Accent 3" w:semiHidden="0" w:uiPriority="61" w:unhideWhenUsed="0"/>
+    <w:lsdException w:name="Light Grid Accent 3" w:semiHidden="0" w:uiPriority="62" w:unhideWhenUsed="0"/>
+    <w:lsdException w:name="Medium Shading 1 Accent 3" w:semiHidden="0" w:uiPriority="63" w:unhideWhenUsed="0"/>
+    <w:lsdException w:name="Medium Shading 2 Accent 3" w:semiHidden="0" w:uiPriority="64" w:unhideWhenUsed="0"/>
+    <w:lsdException w:name="Medium List 1 Accent 3" w:semiHidden="0" w:uiPriority="65" w:unhideWhenUsed="0"/>
+    <w:lsdException w:name="Medium List 2 Accent 3" w:semiHidden="0" w:uiPriority="66" w:unhideWhenUsed="0"/>
+    <w:lsdException w:name="Medium Grid 1 Accent 3" w:semiHidden="0" w:uiPriority="67" w:unhideWhenUsed="0"/>
+    <w:lsdException w:name="Medium Grid 2 Accent 3" w:semiHidden="0" w:uiPriority="68" w:unhideWhenUsed="0"/>
+    <w:lsdException w:name="Medium Grid 3 Accent 3" w:semiHidden="0" w:uiPriority="69" w:unhideWhenUsed="0"/>
+    <w:lsdException w:name="Dark List Accent 3" w:semiHidden="0" w:uiPriority="70" w:unhideWhenUsed="0"/>
+    <w:lsdException w:name="Colorful Shading Accent 3" w:semiHidden="0" w:uiPriority="71" w:unhideWhenUsed="0"/>
+    <w:lsdException w:name="Colorful List Accent 3" w:semiHidden="0" w:uiPriority="72" w:unhideWhenUsed="0"/>
+    <w:lsdException w:name="Colorful Grid Accent 3" w:semiHidden="0" w:uiPriority="73" w:unhideWhenUsed="0"/>
+    <w:lsdException w:name="Light Shading Accent 4" w:semiHidden="0" w:uiPriority="60" w:unhideWhenUsed="0"/>
+    <w:lsdException w:name="Light List Accent 4" w:semiHidden="0" w:uiPriority="61" w:unhideWhenUsed="0"/>
+    <w:lsdException w:name="Light Grid Accent 4" w:semiHidden="0" w:uiPriority="62" w:unhideWhenUsed="0"/>
+    <w:lsdException w:name="Medium Shading 1 Accent 4" w:semiHidden="0" w:uiPriority="63" w:unhideWhenUsed="0"/>
+    <w:lsdException w:name="Medium Shading 2 Accent 4" w:semiHidden="0" w:uiPriority="64" w:unhideWhenUsed="0"/>
+    <w:lsdException w:name="Medium List 1 Accent 4" w:semiHidden="0" w:uiPriority="65" w:unhideWhenUsed="0"/>
+    <w:lsdException w:name="Medium List 2 Accent 4" w:semiHidden="0" w:uiPriority="66" w:unhideWhenUsed="0"/>
+    <w:lsdException w:name="Medium Grid 1 Accent 4" w:semiHidden="0" w:uiPriority="67" w:unhideWhenUsed="0"/>
+    <w:lsdException w:name="Medium Grid 2 Accent 4" w:semiHidden="0" w:uiPriority="68" w:unhideWhenUsed="0"/>
+    <w:lsdException w:name="Medium Grid 3 Accent 4" w:semiHidden="0" w:uiPriority="69" w:unhideWhenUsed="0"/>
+    <w:lsdException w:name="Dark List Accent 4" w:semiHidden="0" w:uiPriority="70" w:unhideWhenUsed="0"/>
+    <w:lsdException w:name="Colorful Shading Accent 4" w:semiHidden="0" w:uiPriority="71" w:unhideWhenUsed="0"/>
+    <w:lsdException w:name="Colorful List Accent 4" w:semiHidden="0" w:uiPriority="72" w:unhideWhenUsed="0"/>
+    <w:lsdException w:name="Colorful Grid Accent 4" w:semiHidden="0" w:uiPriority="73" w:unhideWhenUsed="0"/>
+    <w:lsdException w:name="Light Shading Accent 5" w:semiHidden="0" w:uiPriority="60" w:unhideWhenUsed="0"/>
+    <w:lsdException w:name="Light List Accent 5" w:semiHidden="0" w:uiPriority="61" w:unhideWhenUsed="0"/>
+    <w:lsdException w:name="Light Grid Accent 5" w:semiHidden="0" w:uiPriority="62" w:unhideWhenUsed="0"/>
+    <w:lsdException w:name="Medium Shading 1 Accent 5" w:semiHidden="0" w:uiPriority="63" w:unhideWhenUsed="0"/>
+    <w:lsdException w:name="Medium Shading 2 Accent 5" w:semiHidden="0" w:uiPriority="64" w:unhideWhenUsed="0"/>
+    <w:lsdException w:name="Medium List 1 Accent 5" w:semiHidden="0" w:uiPriority="65" w:unhideWhenUsed="0"/>
+    <w:lsdException w:name="Medium List 2 Accent 5" w:semiHidden="0" w:uiPriority="66" w:unhideWhenUsed="0"/>
+    <w:lsdException w:name="Medium Grid 1 Accent 5" w:semiHidden="0" w:uiPriority="67" w:unhideWhenUsed="0"/>
+    <w:lsdException w:name="Medium Grid 2 Accent 5" w:semiHidden="0" w:uiPriority="68" w:unhideWhenUsed="0"/>
+    <w:lsdException w:name="Medium Grid 3 Accent 5" w:semiHidden="0" w:uiPriority="69" w:unhideWhenUsed="0"/>
+    <w:lsdException w:name="Dark List Accent 5" w:semiHidden="0" w:uiPriority="70" w:unhideWhenUsed="0"/>
+    <w:lsdException w:name="Colorful Shading Accent 5" w:semiHidden="0" w:uiPriority="71" w:unhideWhenUsed="0"/>
+    <w:lsdException w:name="Colorful List Accent 5" w:semiHidden="0" w:uiPriority="72" w:unhideWhenUsed="0"/>
+    <w:lsdException w:name="Colorful Grid Accent 5" w:semiHidden="0" w:uiPriority="73" w:unhideWhenUsed="0"/>
+    <w:lsdException w:name="Light Shading Accent 6" w:semiHidden="0" w:uiPriority="60" w:unhideWhenUsed="0"/>
+    <w:lsdException w:name="Light List Accent 6" w:semiHidden="0" w:uiPriority="61" w:unhideWhenUsed="0"/>
+    <w:lsdException w:name="Light Grid Accent 6" w:semiHidden="0" w:uiPriority="62" w:unhideWhenUsed="0"/>
+    <w:lsdException w:name="Medium Shading 1 Accent 6" w:semiHidden="0" w:uiPriority="63" w:unhideWhenUsed="0"/>
+    <w:lsdException w:name="Medium Shading 2 Accent 6" w:semiHidden="0" w:uiPriority="64" w:unhideWhenUsed="0"/>
+    <w:lsdException w:name="Medium List 1 Accent 6" w:semiHidden="0" w:uiPriority="65" w:unhideWhenUsed="0"/>
+    <w:lsdException w:name="Medium List 2 Accent 6" w:semiHidden="0" w:uiPriority="66" w:unhideWhenUsed="0"/>
+    <w:lsdException w:name="Medium Grid 1 Accent 6" w:semiHidden="0" w:uiPriority="67" w:unhideWhenUsed="0"/>
+    <w:lsdException w:name="Medium Grid 2 Accent 6" w:semiHidden="0" w:uiPriority="68" w:unhideWhenUsed="0"/>
+    <w:lsdException w:name="Medium Grid 3 Accent 6" w:semiHidden="0" w:uiPriority="69" w:unhideWhenUsed="0"/>
+    <w:lsdException w:name="Dark List Accent 6" w:semiHidden="0" w:uiPriority="70" w:unhideWhenUsed="0"/>
+    <w:lsdException w:name="Colorful Shading Accent 6" w:semiHidden="0" w:uiPriority="71" w:unhideWhenUsed="0"/>
+    <w:lsdException w:name="Colorful List Accent 6" w:semiHidden="0" w:uiPriority="72" w:unhideWhenUsed="0"/>
+    <w:lsdException w:name="Colorful Grid Accent 6" w:semiHidden="0" w:uiPriority="73" w:unhideWhenUsed="0"/>
+    <w:lsdException w:name="Subtle Emphasis" w:semiHidden="0" w:uiPriority="19" w:unhideWhenUsed="0" w:qFormat="1"/>
+    <w:lsdException w:name="Intense Emphasis" w:semiHidden="0" w:uiPriority="21" w:unhideWhenUsed="0" w:qFormat="1"/>
+    <w:lsdException w:name="Subtle Reference" w:semiHidden="0" w:uiPriority="31" w:unhideWhenUsed="0" w:qFormat="1"/>
+    <w:lsdException w:name="Intense Reference" w:semiHidden="0" w:uiPriority="32" w:unhideWhenUsed="0" w:qFormat="1"/>
+    <w:lsdException w:name="Book Title" w:semiHidden="0" w:uiPriority="33" w:unhideWhenUsed="0" w:qFormat="1"/>
+    <w:lsdException w:name="Bibliography" w:uiPriority="37"/>
+    <w:lsdException w:name="TOC Heading" w:uiPriority="39" w:qFormat="1"/>
+  </w:latentStyles>
+  <w:style w:type="paragraph" w:default="1" w:styleId="Normal">
+    <w:name w:val="Normal"/>
+    <w:qFormat/>
+  </w:style>
+  <w:style w:type="character" w:default="1" w:styleId="VarsaylanParagrafYazTipi">
+    <w:name w:val="Default Paragraph Font"/>
+    <w:uiPriority w:val="1"/>
+    <w:semiHidden/>
+    <w:unhideWhenUsed/>
+  </w:style>
+  <w:style w:type="table" w:default="1" w:styleId="NormalTablo">
+    <w:name w:val="Normal Table"/>
+    <w:uiPriority w:val="99"/>
+    <w:semiHidden/>
+    <w:unhideWhenUsed/>
+    <w:tblPr>
+      <w:tblInd w:w="0" w:type="dxa"/>
+      <w:tblCellMar>
+        <w:top w:w="0" w:type="dxa"/>
+        <w:left w:w="108" w:type="dxa"/>
+        <w:bottom w:w="0" w:type="dxa"/>
+        <w:right w:w="108" w:type="dxa"/>
+      </w:tblCellMar>
+    </w:tblPr>
+  </w:style>
+  <w:style w:type="numbering" w:default="1" w:styleId="ListeYok">
+    <w:name w:val="No List"/>
+    <w:uiPriority w:val="99"/>
+    <w:semiHidden/>
+    <w:unhideWhenUsed/>
+  </w:style>
+  <w:style w:type="character" w:styleId="Kpr">
+    <w:name w:val="Hyperlink"/>
+    <w:basedOn w:val="VarsaylanParagrafYazTipi"/>
+    <w:uiPriority w:val="99"/>
+    <w:unhideWhenUsed/>
+    <w:rsid w:val="004833CF"/>
+    <w:rPr>
+      <w:color w:val="0563C1" w:themeColor="hyperlink"/>
+      <w:u w:val="single"/>
+    </w:rPr>
+  </w:style>
+  <w:style w:type="character" w:customStyle="1" w:styleId="UnresolvedMention">
+    <w:name w:val="Unresolved Mention"/>
+    <w:basedOn w:val="VarsaylanParagrafYazTipi"/>
     <w:uiPriority w:val="99"/>
     <w:semiHidden/>
     <w:unhideWhenUsed/>
@@ -904,7 +1030,7 @@
     </a:clrScheme>
     <a:fontScheme name="Office">
       <a:majorFont>
-        <a:latin typeface="Calibri Light" panose="020F0302020204030204"/>
+        <a:latin typeface="Calibri Light"/>
         <a:ea typeface=""/>
         <a:cs typeface=""/>
         <a:font script="Jpan" typeface="游ゴシック Light"/>
@@ -956,7 +1082,7 @@
         <a:font script="Tfng" typeface="Ebrima"/>
       </a:majorFont>
       <a:minorFont>
-        <a:latin typeface="Calibri" panose="020F0502020204030204"/>
+        <a:latin typeface="Calibri"/>
         <a:ea typeface=""/>
         <a:cs typeface=""/>
         <a:font script="Jpan" typeface="游明朝"/>
@@ -1150,7 +1276,7 @@
   <a:extraClrSchemeLst/>
   <a:extLst>
     <a:ext uri="{05A4C25C-085E-4340-85A3-A5531E510DB2}">
-      <thm15:themeFamily xmlns:thm15="http://schemas.microsoft.com/office/thememl/2012/main" name="Office Theme" id="{62F939B6-93AF-4DB8-9C6B-D6C7DFDC589F}" vid="{4A3C46E8-61CC-4603-A589-7422A47A8E4A}"/>
+      <thm15:themeFamily xmlns="" xmlns:thm15="http://schemas.microsoft.com/office/thememl/2012/main" name="Office Theme" id="{62F939B6-93AF-4DB8-9C6B-D6C7DFDC589F}" vid="{4A3C46E8-61CC-4603-A589-7422A47A8E4A}"/>
     </a:ext>
   </a:extLst>
 </a:theme>

--- a/Notes.docx
+++ b/Notes.docx
@@ -2,6 +2,21 @@
 <file path=word/document.xml><?xml version="1.0" encoding="utf-8"?>
 <w:document xmlns:wpc="http://schemas.microsoft.com/office/word/2010/wordprocessingCanvas" xmlns:cx="http://schemas.microsoft.com/office/drawing/2014/chartex" xmlns:cx1="http://schemas.microsoft.com/office/drawing/2015/9/8/chartex" xmlns:cx2="http://schemas.microsoft.com/office/drawing/2015/10/21/chartex" xmlns:cx3="http://schemas.microsoft.com/office/drawing/2016/5/9/chartex" xmlns:cx4="http://schemas.microsoft.com/office/drawing/2016/5/10/chartex" xmlns:cx5="http://schemas.microsoft.com/office/drawing/2016/5/11/chartex" xmlns:cx6="http://schemas.microsoft.com/office/drawing/2016/5/12/chartex" xmlns:cx7="http://schemas.microsoft.com/office/drawing/2016/5/13/chartex" xmlns:cx8="http://schemas.microsoft.com/office/drawing/2016/5/14/chartex" xmlns:mc="http://schemas.openxmlformats.org/markup-compatibility/2006" xmlns:aink="http://schemas.microsoft.com/office/drawing/2016/ink" xmlns:am3d="http://schemas.microsoft.com/office/drawing/2017/model3d" xmlns:o="urn:schemas-microsoft-com:office:office" xmlns:oel="http://schemas.microsoft.com/office/2019/extlst" xmlns:r="http://schemas.openxmlformats.org/officeDocument/2006/relationships" xmlns:m="http://schemas.openxmlformats.org/officeDocument/2006/math" xmlns:v="urn:schemas-microsoft-com:vml" xmlns:wp14="http://schemas.microsoft.com/office/word/2010/wordprocessingDrawing" xmlns:wp="http://schemas.openxmlformats.org/drawingml/2006/wordprocessingDrawing" xmlns:w10="urn:schemas-microsoft-com:office:word" xmlns:w="http://schemas.openxmlformats.org/wordprocessingml/2006/main" xmlns:w14="http://schemas.microsoft.com/office/word/2010/wordml" xmlns:w15="http://schemas.microsoft.com/office/word/2012/wordml" xmlns:w16cex="http://schemas.microsoft.com/office/word/2018/wordml/cex" xmlns:w16cid="http://schemas.microsoft.com/office/word/2016/wordml/cid" xmlns:w16="http://schemas.microsoft.com/office/word/2018/wordml" xmlns:w16sdtdh="http://schemas.microsoft.com/office/word/2020/wordml/sdtdatahash" xmlns:w16se="http://schemas.microsoft.com/office/word/2015/wordml/symex" xmlns:wpg="http://schemas.microsoft.com/office/word/2010/wordprocessingGroup" xmlns:wpi="http://schemas.microsoft.com/office/word/2010/wordprocessingInk" xmlns:wne="http://schemas.microsoft.com/office/word/2006/wordml" xmlns:wps="http://schemas.microsoft.com/office/word/2010/wordprocessingShape" mc:Ignorable="w14 w15 w16se w16cid w16 w16cex w16sdtdh wp14">
   <w:body>
+    <w:p>
+      <w:pPr>
+        <w:rPr>
+          <w:b/>
+          <w:bCs/>
+        </w:rPr>
+      </w:pPr>
+      <w:r>
+        <w:rPr>
+          <w:b/>
+          <w:bCs/>
+        </w:rPr>
+        <w:t>Listlerden devam et</w:t>
+      </w:r>
+    </w:p>
     <w:p>
       <w:pPr>
         <w:rPr>
@@ -65,10 +80,36 @@
       </w:hyperlink>
     </w:p>
     <w:p>
-      <w:r>
-        <w:t>https://manual.collectiveaccess.org/providence/user/dataModelling/listsAuthorities.html</w:t>
-      </w:r>
-    </w:p>
+      <w:hyperlink r:id="rId5" w:history="1">
+        <w:r>
+          <w:rPr>
+            <w:rStyle w:val="Hyperlink"/>
+          </w:rPr>
+          <w:t>https://manual.collectiveaccess.org/providence/user/dataModelling/listsAuthorities.html</w:t>
+        </w:r>
+      </w:hyperlink>
+    </w:p>
+    <w:p>
+      <w:hyperlink r:id="rId6" w:history="1">
+        <w:r>
+          <w:rPr>
+            <w:rStyle w:val="Hyperlink"/>
+          </w:rPr>
+          <w:t>https://collectiveaccess.org/support/index.php?p=/discussion/300853/related-places</w:t>
+        </w:r>
+      </w:hyperlink>
+    </w:p>
+    <w:p>
+      <w:hyperlink r:id="rId7" w:history="1">
+        <w:r>
+          <w:rPr>
+            <w:rStyle w:val="Hyperlink"/>
+          </w:rPr>
+          <w:t>https://manual.collectiveaccess.org/providence/user/editing/preferences.html</w:t>
+        </w:r>
+      </w:hyperlink>
+    </w:p>
+    <w:p/>
     <w:p>
       <w:pPr>
         <w:ind w:firstLine="720"/>
@@ -348,6 +389,7 @@
         <w:rPr>
           <w:i/>
         </w:rPr>
+        <w:lastRenderedPageBreak/>
         <w:t xml:space="preserve">Dates </w:t>
       </w:r>
     </w:p>
@@ -443,7 +485,7 @@
                     <pic:cNvPicPr/>
                   </pic:nvPicPr>
                   <pic:blipFill>
-                    <a:blip r:embed="rId5"/>
+                    <a:blip r:embed="rId8"/>
                     <a:stretch>
                       <a:fillRect/>
                     </a:stretch>
@@ -1015,6 +1057,18 @@
       <w:shd w:val="clear" w:color="auto" w:fill="E1DFDD"/>
     </w:rPr>
   </w:style>
+  <w:style w:type="character" w:styleId="UnresolvedMention">
+    <w:name w:val="Unresolved Mention"/>
+    <w:basedOn w:val="DefaultParagraphFont"/>
+    <w:uiPriority w:val="99"/>
+    <w:semiHidden/>
+    <w:unhideWhenUsed/>
+    <w:rsid w:val="00FF260F"/>
+    <w:rPr>
+      <w:color w:val="605E5C"/>
+      <w:shd w:val="clear" w:color="auto" w:fill="E1DFDD"/>
+    </w:rPr>
+  </w:style>
 </w:styles>
 </file>
 

--- a/Notes.docx
+++ b/Notes.docx
@@ -9,27 +9,68 @@
           <w:bCs/>
         </w:rPr>
       </w:pPr>
-      <w:r>
-        <w:rPr>
-          <w:b/>
-          <w:bCs/>
-        </w:rPr>
-        <w:t>Listlerden devam et</w:t>
-      </w:r>
-    </w:p>
-    <w:p>
-      <w:pPr>
-        <w:rPr>
-          <w:b/>
-          <w:bCs/>
-        </w:rPr>
-      </w:pPr>
-      <w:r>
-        <w:rPr>
-          <w:b/>
-          <w:bCs/>
-        </w:rPr>
-        <w:t>“xxcomebackxx” is the code for problematic parts in files. Search and find easily.</w:t>
+      <w:proofErr w:type="spellStart"/>
+      <w:r>
+        <w:rPr>
+          <w:b/>
+          <w:bCs/>
+        </w:rPr>
+        <w:t>Listlerden</w:t>
+      </w:r>
+      <w:proofErr w:type="spellEnd"/>
+      <w:r>
+        <w:rPr>
+          <w:b/>
+          <w:bCs/>
+        </w:rPr>
+        <w:t xml:space="preserve"> </w:t>
+      </w:r>
+      <w:proofErr w:type="spellStart"/>
+      <w:r>
+        <w:rPr>
+          <w:b/>
+          <w:bCs/>
+        </w:rPr>
+        <w:t>devam</w:t>
+      </w:r>
+      <w:proofErr w:type="spellEnd"/>
+      <w:r>
+        <w:rPr>
+          <w:b/>
+          <w:bCs/>
+        </w:rPr>
+        <w:t xml:space="preserve"> et</w:t>
+      </w:r>
+    </w:p>
+    <w:p>
+      <w:pPr>
+        <w:rPr>
+          <w:b/>
+          <w:bCs/>
+        </w:rPr>
+      </w:pPr>
+      <w:r>
+        <w:rPr>
+          <w:b/>
+          <w:bCs/>
+        </w:rPr>
+        <w:t>“</w:t>
+      </w:r>
+      <w:proofErr w:type="spellStart"/>
+      <w:r>
+        <w:rPr>
+          <w:b/>
+          <w:bCs/>
+        </w:rPr>
+        <w:t>xxcomebackxx</w:t>
+      </w:r>
+      <w:proofErr w:type="spellEnd"/>
+      <w:r>
+        <w:rPr>
+          <w:b/>
+          <w:bCs/>
+        </w:rPr>
+        <w:t>” is the code for problematic parts in files. Search and find easily.</w:t>
       </w:r>
     </w:p>
     <w:p>
@@ -51,8 +92,33 @@
           <w:b/>
           <w:bCs/>
         </w:rPr>
-        <w:t>local is realted with hard coded relations, I suppose</w:t>
-      </w:r>
+        <w:t xml:space="preserve">local is </w:t>
+      </w:r>
+      <w:proofErr w:type="spellStart"/>
+      <w:r>
+        <w:rPr>
+          <w:b/>
+          <w:bCs/>
+        </w:rPr>
+        <w:t>realted</w:t>
+      </w:r>
+      <w:proofErr w:type="spellEnd"/>
+      <w:r>
+        <w:rPr>
+          <w:b/>
+          <w:bCs/>
+        </w:rPr>
+        <w:t xml:space="preserve"> with hard coded relations, I </w:t>
+      </w:r>
+      <w:proofErr w:type="gramStart"/>
+      <w:r>
+        <w:rPr>
+          <w:b/>
+          <w:bCs/>
+        </w:rPr>
+        <w:t>suppose</w:t>
+      </w:r>
+      <w:proofErr w:type="gramEnd"/>
     </w:p>
     <w:p>
       <w:pPr>
@@ -112,6 +178,42 @@
     <w:p/>
     <w:p>
       <w:pPr>
+        <w:rPr>
+          <w:b/>
+          <w:bCs/>
+        </w:rPr>
+      </w:pPr>
+      <w:r>
+        <w:rPr>
+          <w:b/>
+          <w:bCs/>
+        </w:rPr>
+        <w:t xml:space="preserve">For </w:t>
+      </w:r>
+      <w:proofErr w:type="spellStart"/>
+      <w:r>
+        <w:rPr>
+          <w:b/>
+          <w:bCs/>
+        </w:rPr>
+        <w:t>pawtucket</w:t>
+      </w:r>
+      <w:proofErr w:type="spellEnd"/>
+      <w:r>
+        <w:rPr>
+          <w:b/>
+          <w:bCs/>
+        </w:rPr>
+        <w:t xml:space="preserve"> (list links)</w:t>
+      </w:r>
+    </w:p>
+    <w:p>
+      <w:r>
+        <w:t>https://collectiveaccess.org/support/index.php?p=/discussion/298132/display-templates-links-to-related-terms#latest</w:t>
+      </w:r>
+    </w:p>
+    <w:p>
+      <w:pPr>
         <w:ind w:firstLine="720"/>
         <w:rPr>
           <w:b/>
@@ -191,7 +293,15 @@
         <w:t>for each</w:t>
       </w:r>
       <w:r>
-        <w:t xml:space="preserve"> table? Right now I am creating </w:t>
+        <w:t xml:space="preserve"> table? Right </w:t>
+      </w:r>
+      <w:proofErr w:type="gramStart"/>
+      <w:r>
+        <w:t>now</w:t>
+      </w:r>
+      <w:proofErr w:type="gramEnd"/>
+      <w:r>
+        <w:t xml:space="preserve"> I am creating </w:t>
       </w:r>
       <w:r>
         <w:t>different elements for each tables.</w:t>
@@ -215,13 +325,37 @@
     </w:p>
     <w:p>
       <w:r>
-        <w:t xml:space="preserve">This is actually represent </w:t>
-      </w:r>
-      <w:r>
-        <w:t>parent collection. We use ca_collections bundle to map.</w:t>
-      </w:r>
-      <w:r>
-        <w:t xml:space="preserve"> I leave the metadataElement code empty for now.</w:t>
+        <w:t xml:space="preserve">This is actually </w:t>
+      </w:r>
+      <w:proofErr w:type="gramStart"/>
+      <w:r>
+        <w:t>represent</w:t>
+      </w:r>
+      <w:proofErr w:type="gramEnd"/>
+      <w:r>
+        <w:t xml:space="preserve"> </w:t>
+      </w:r>
+      <w:r>
+        <w:t xml:space="preserve">parent collection. We use </w:t>
+      </w:r>
+      <w:proofErr w:type="spellStart"/>
+      <w:r>
+        <w:t>ca_collections</w:t>
+      </w:r>
+      <w:proofErr w:type="spellEnd"/>
+      <w:r>
+        <w:t xml:space="preserve"> bundle to map.</w:t>
+      </w:r>
+      <w:r>
+        <w:t xml:space="preserve"> I leave the </w:t>
+      </w:r>
+      <w:proofErr w:type="spellStart"/>
+      <w:r>
+        <w:t>metadataElement</w:t>
+      </w:r>
+      <w:proofErr w:type="spellEnd"/>
+      <w:r>
+        <w:t xml:space="preserve"> code empty for now.</w:t>
       </w:r>
     </w:p>
     <w:p>
@@ -241,13 +375,29 @@
     </w:p>
     <w:p>
       <w:r>
-        <w:t>Using the preferred_title bundle but</w:t>
+        <w:t xml:space="preserve">Using the </w:t>
+      </w:r>
+      <w:proofErr w:type="spellStart"/>
+      <w:r>
+        <w:t>preferred_title</w:t>
+      </w:r>
+      <w:proofErr w:type="spellEnd"/>
+      <w:r>
+        <w:t xml:space="preserve"> bundle but</w:t>
       </w:r>
       <w:r>
         <w:t xml:space="preserve"> it is default. </w:t>
       </w:r>
       <w:r>
-        <w:t>I leave the metadataElement code empty for now.</w:t>
+        <w:t xml:space="preserve">I leave the </w:t>
+      </w:r>
+      <w:proofErr w:type="spellStart"/>
+      <w:r>
+        <w:t>metadataElement</w:t>
+      </w:r>
+      <w:proofErr w:type="spellEnd"/>
+      <w:r>
+        <w:t xml:space="preserve"> code empty for now.</w:t>
       </w:r>
     </w:p>
     <w:p>
@@ -268,28 +418,68 @@
     </w:p>
     <w:p>
       <w:r>
-        <w:t>Normally system uses ca_o</w:t>
+        <w:t xml:space="preserve">Normally system uses </w:t>
+      </w:r>
+      <w:proofErr w:type="spellStart"/>
+      <w:r>
+        <w:t>ca_o</w:t>
       </w:r>
       <w:r>
         <w:t>bject_</w:t>
       </w:r>
       <w:r>
-        <w:t xml:space="preserve">representation in the system. </w:t>
-      </w:r>
-      <w:r>
-        <w:t>I leave the metadataElement code empty for now.</w:t>
-      </w:r>
-      <w:r>
-        <w:t xml:space="preserve"> Also </w:t>
-      </w:r>
-      <w:r>
-        <w:t>data type could be url.</w:t>
+        <w:t>representation</w:t>
+      </w:r>
+      <w:proofErr w:type="spellEnd"/>
+      <w:r>
+        <w:t xml:space="preserve"> in the system. </w:t>
+      </w:r>
+      <w:r>
+        <w:t xml:space="preserve">I leave the </w:t>
+      </w:r>
+      <w:proofErr w:type="spellStart"/>
+      <w:r>
+        <w:t>metadataElement</w:t>
+      </w:r>
+      <w:proofErr w:type="spellEnd"/>
+      <w:r>
+        <w:t xml:space="preserve"> code empty for now.</w:t>
+      </w:r>
+      <w:r>
+        <w:t xml:space="preserve"> </w:t>
+      </w:r>
+      <w:proofErr w:type="gramStart"/>
+      <w:r>
+        <w:t>Also</w:t>
+      </w:r>
+      <w:proofErr w:type="gramEnd"/>
+      <w:r>
+        <w:t xml:space="preserve"> </w:t>
+      </w:r>
+      <w:r>
+        <w:t xml:space="preserve">data type could be </w:t>
+      </w:r>
+      <w:proofErr w:type="spellStart"/>
+      <w:r>
+        <w:t>url</w:t>
+      </w:r>
+      <w:proofErr w:type="spellEnd"/>
+      <w:r>
+        <w:t>.</w:t>
       </w:r>
       <w:r>
         <w:t xml:space="preserve"> Excluded it </w:t>
       </w:r>
       <w:r>
-        <w:t>from the list. We can directly use default media element with ca_object_representation.</w:t>
+        <w:t xml:space="preserve">from the list. We can directly use default media element with </w:t>
+      </w:r>
+      <w:proofErr w:type="spellStart"/>
+      <w:r>
+        <w:t>ca_object_representation</w:t>
+      </w:r>
+      <w:proofErr w:type="spellEnd"/>
+      <w:r>
+        <w:t>.</w:t>
       </w:r>
     </w:p>
     <w:p>
@@ -309,8 +499,13 @@
       </w:r>
     </w:p>
     <w:p>
-      <w:r>
-        <w:t xml:space="preserve">Also problematic. </w:t>
+      <w:proofErr w:type="gramStart"/>
+      <w:r>
+        <w:t>Also</w:t>
+      </w:r>
+      <w:proofErr w:type="gramEnd"/>
+      <w:r>
+        <w:t xml:space="preserve"> problematic. </w:t>
       </w:r>
       <w:r>
         <w:t>Should we use primary and other language as two different metadata</w:t>
@@ -360,17 +555,34 @@
         <w:t>-</w:t>
       </w:r>
       <w:r>
-        <w:t>datatype=”Places” is an option</w:t>
-      </w:r>
-    </w:p>
-    <w:p>
-      <w:r>
+        <w:t>datatype</w:t>
+      </w:r>
+      <w:proofErr w:type="gramStart"/>
+      <w:r>
+        <w:t>=”Places</w:t>
+      </w:r>
+      <w:proofErr w:type="gramEnd"/>
+      <w:r>
+        <w:t>” is an option</w:t>
+      </w:r>
+    </w:p>
+    <w:p>
+      <w:r>
+        <w:lastRenderedPageBreak/>
         <w:t>&lt;settings&gt;</w:t>
       </w:r>
     </w:p>
     <w:p>
       <w:r>
-        <w:t xml:space="preserve">          &lt;setting name="restrict_to_types"&gt;country&lt;/setting&gt;</w:t>
+        <w:t xml:space="preserve">          &lt;setting name="</w:t>
+      </w:r>
+      <w:proofErr w:type="spellStart"/>
+      <w:r>
+        <w:t>restrict_to_types</w:t>
+      </w:r>
+      <w:proofErr w:type="spellEnd"/>
+      <w:r>
+        <w:t>"&gt;country&lt;/setting&gt;</w:t>
       </w:r>
     </w:p>
     <w:p>
@@ -389,7 +601,6 @@
         <w:rPr>
           <w:i/>
         </w:rPr>
-        <w:lastRenderedPageBreak/>
         <w:t xml:space="preserve">Dates </w:t>
       </w:r>
     </w:p>
@@ -453,7 +664,15 @@
     </w:p>
     <w:p>
       <w:r>
-        <w:t>Add multiple button for elements</w:t>
+        <w:t xml:space="preserve">Add multiple </w:t>
+      </w:r>
+      <w:proofErr w:type="gramStart"/>
+      <w:r>
+        <w:t>button</w:t>
+      </w:r>
+      <w:proofErr w:type="gramEnd"/>
+      <w:r>
+        <w:t xml:space="preserve"> for elements</w:t>
       </w:r>
       <w:r>
         <w:t>/</w:t>
@@ -508,12 +727,14 @@
     </w:p>
     <w:p/>
     <w:p>
+      <w:proofErr w:type="spellStart"/>
       <w:r>
         <w:t>a</w:t>
       </w:r>
       <w:r>
         <w:t>ccess_statues</w:t>
       </w:r>
+      <w:proofErr w:type="spellEnd"/>
       <w:r>
         <w:t xml:space="preserve"> list used for Anonymised</w:t>
       </w:r>
@@ -526,10 +747,18 @@
     </w:p>
     <w:p>
       <w:r>
-        <w:t xml:space="preserve">Country elements name must be more </w:t>
-      </w:r>
-      <w:r>
-        <w:t>clear. Participant birthplace or what?</w:t>
+        <w:t xml:space="preserve">Country elements name must be </w:t>
+      </w:r>
+      <w:proofErr w:type="gramStart"/>
+      <w:r>
+        <w:t xml:space="preserve">more </w:t>
+      </w:r>
+      <w:r>
+        <w:t>clear</w:t>
+      </w:r>
+      <w:proofErr w:type="gramEnd"/>
+      <w:r>
+        <w:t>. Participant birthplace or what?</w:t>
       </w:r>
     </w:p>
     <w:p/>
@@ -550,26 +779,40 @@
       </w:r>
     </w:p>
     <w:p>
+      <w:proofErr w:type="spellStart"/>
       <w:r>
         <w:t>Place_types</w:t>
       </w:r>
+      <w:proofErr w:type="spellEnd"/>
     </w:p>
     <w:p>
       <w:r>
         <w:tab/>
-        <w:t>Address, imaginary, region to be add</w:t>
-      </w:r>
-    </w:p>
-    <w:p>
+        <w:t xml:space="preserve">Address, imaginary, region to be </w:t>
+      </w:r>
+      <w:proofErr w:type="gramStart"/>
+      <w:r>
+        <w:t>add</w:t>
+      </w:r>
+      <w:proofErr w:type="gramEnd"/>
+    </w:p>
+    <w:p>
+      <w:proofErr w:type="spellStart"/>
       <w:r>
         <w:t>Date_types</w:t>
       </w:r>
+      <w:proofErr w:type="spellEnd"/>
     </w:p>
     <w:p>
       <w:r>
         <w:tab/>
-        <w:t>Digitisation, birthdate to be add</w:t>
-      </w:r>
+        <w:t xml:space="preserve">Digitisation, birthdate to be </w:t>
+      </w:r>
+      <w:proofErr w:type="gramStart"/>
+      <w:r>
+        <w:t>add</w:t>
+      </w:r>
+      <w:proofErr w:type="gramEnd"/>
     </w:p>
     <w:p/>
     <w:p>
@@ -593,8 +836,13 @@
         <w:t>rightsholder, creator, contributor</w:t>
       </w:r>
       <w:r>
-        <w:t xml:space="preserve"> to be add</w:t>
-      </w:r>
+        <w:t xml:space="preserve"> to be </w:t>
+      </w:r>
+      <w:proofErr w:type="gramStart"/>
+      <w:r>
+        <w:t>add</w:t>
+      </w:r>
+      <w:proofErr w:type="gramEnd"/>
     </w:p>
     <w:sectPr>
       <w:pgSz w:w="11906" w:h="16838"/>
